--- a/documentacion/Documentos generados e importacion.docx
+++ b/documentacion/Documentos generados e importacion.docx
@@ -448,7 +448,7 @@
     <w:sdt>
       <w:sdtPr>
         <w:alias w:val="Contenido"/>
-        <w:id w:val="525451780"/>
+        <w:id w:val="547025519"/>
       </w:sdtPr>
       <w:sdtEndPr/>
       <w:sdtContent>
@@ -477,7 +477,7 @@
           <w:r>
             <w:fldChar w:fldCharType="separate"/>
           </w:r>
-          <w:hyperlink w:anchor="_Toc242792084" w:history="1">
+          <w:hyperlink w:anchor="_Toc243055243" w:history="1">
             <w:r>
               <w:rPr>
                 <w:rStyle w:val="Hipervnculo"/>
@@ -501,7 +501,7 @@
               <w:rPr>
                 <w:noProof/>
               </w:rPr>
-              <w:instrText xml:space="preserve"> PAGEREF _Toc242792084 \h </w:instrText>
+              <w:instrText xml:space="preserve"> PAGEREF _Toc243055243 \h </w:instrText>
             </w:r>
             <w:r>
               <w:rPr>
@@ -544,7 +544,7 @@
               <w14:ligatures w14:val="standardContextual"/>
             </w:rPr>
           </w:pPr>
-          <w:hyperlink w:anchor="_Toc242792085" w:history="1">
+          <w:hyperlink w:anchor="_Toc243055244" w:history="1">
             <w:r>
               <w:rPr>
                 <w:rStyle w:val="Hipervnculo"/>
@@ -568,7 +568,7 @@
               <w:rPr>
                 <w:noProof/>
               </w:rPr>
-              <w:instrText xml:space="preserve"> PAGEREF _Toc242792085 \h </w:instrText>
+              <w:instrText xml:space="preserve"> PAGEREF _Toc243055244 \h </w:instrText>
             </w:r>
             <w:r>
               <w:rPr>
@@ -611,7 +611,7 @@
               <w14:ligatures w14:val="standardContextual"/>
             </w:rPr>
           </w:pPr>
-          <w:hyperlink w:anchor="_Toc242792086" w:history="1">
+          <w:hyperlink w:anchor="_Toc243055245" w:history="1">
             <w:r>
               <w:rPr>
                 <w:rStyle w:val="Hipervnculo"/>
@@ -635,7 +635,7 @@
               <w:rPr>
                 <w:noProof/>
               </w:rPr>
-              <w:instrText xml:space="preserve"> PAGEREF _Toc242792086 \h </w:instrText>
+              <w:instrText xml:space="preserve"> PAGEREF _Toc243055245 \h </w:instrText>
             </w:r>
             <w:r>
               <w:rPr>
@@ -678,7 +678,7 @@
               <w14:ligatures w14:val="standardContextual"/>
             </w:rPr>
           </w:pPr>
-          <w:hyperlink w:anchor="_Toc242792087" w:history="1">
+          <w:hyperlink w:anchor="_Toc243055246" w:history="1">
             <w:r>
               <w:rPr>
                 <w:rStyle w:val="Hipervnculo"/>
@@ -702,7 +702,7 @@
               <w:rPr>
                 <w:noProof/>
               </w:rPr>
-              <w:instrText xml:space="preserve"> PAGEREF _Toc242792087 \h </w:instrText>
+              <w:instrText xml:space="preserve"> PAGEREF _Toc243055246 \h </w:instrText>
             </w:r>
             <w:r>
               <w:rPr>
@@ -745,7 +745,7 @@
               <w14:ligatures w14:val="standardContextual"/>
             </w:rPr>
           </w:pPr>
-          <w:hyperlink w:anchor="_Toc242792088" w:history="1">
+          <w:hyperlink w:anchor="_Toc243055247" w:history="1">
             <w:r>
               <w:rPr>
                 <w:rStyle w:val="Hipervnculo"/>
@@ -769,7 +769,7 @@
               <w:rPr>
                 <w:noProof/>
               </w:rPr>
-              <w:instrText xml:space="preserve"> PAGEREF _Toc242792088 \h </w:instrText>
+              <w:instrText xml:space="preserve"> PAGEREF _Toc243055247 \h </w:instrText>
             </w:r>
             <w:r>
               <w:rPr>
@@ -812,7 +812,7 @@
               <w14:ligatures w14:val="standardContextual"/>
             </w:rPr>
           </w:pPr>
-          <w:hyperlink w:anchor="_Toc242792089" w:history="1">
+          <w:hyperlink w:anchor="_Toc243055248" w:history="1">
             <w:r>
               <w:rPr>
                 <w:rStyle w:val="Hipervnculo"/>
@@ -836,7 +836,7 @@
               <w:rPr>
                 <w:noProof/>
               </w:rPr>
-              <w:instrText xml:space="preserve"> PAGEREF _Toc242792089 \h </w:instrText>
+              <w:instrText xml:space="preserve"> PAGEREF _Toc243055248 \h </w:instrText>
             </w:r>
             <w:r>
               <w:rPr>
@@ -879,7 +879,7 @@
               <w14:ligatures w14:val="standardContextual"/>
             </w:rPr>
           </w:pPr>
-          <w:hyperlink w:anchor="_Toc242792090" w:history="1">
+          <w:hyperlink w:anchor="_Toc243055249" w:history="1">
             <w:r>
               <w:rPr>
                 <w:rStyle w:val="Hipervnculo"/>
@@ -903,7 +903,7 @@
               <w:rPr>
                 <w:noProof/>
               </w:rPr>
-              <w:instrText xml:space="preserve"> PAGEREF _Toc242792090 \h </w:instrText>
+              <w:instrText xml:space="preserve"> PAGEREF _Toc243055249 \h </w:instrText>
             </w:r>
             <w:r>
               <w:rPr>
@@ -947,7 +947,7 @@
         <w:pStyle w:val="Ttulo1"/>
         <w:keepNext/>
       </w:pPr>
-      <w:bookmarkStart w:id="0" w:name="_Toc242792084"/>
+      <w:bookmarkStart w:id="0" w:name="_Toc243055243"/>
       <w:r>
         <w:t>1. Documentos PDF</w:t>
       </w:r>
@@ -1860,7 +1860,7 @@
         <w:pStyle w:val="Ttulo1"/>
         <w:keepNext/>
       </w:pPr>
-      <w:bookmarkStart w:id="1" w:name="_Toc242792085"/>
+      <w:bookmarkStart w:id="1" w:name="_Toc243055244"/>
       <w:r>
         <w:t>2. Exportación</w:t>
       </w:r>
@@ -1903,7 +1903,7 @@
         <w:pStyle w:val="Ttulo1"/>
         <w:keepNext/>
       </w:pPr>
-      <w:bookmarkStart w:id="2" w:name="_Toc242792086"/>
+      <w:bookmarkStart w:id="2" w:name="_Toc243055245"/>
       <w:r>
         <w:t>3. Importación de datos desde Excel</w:t>
       </w:r>
@@ -1974,7 +1974,7 @@
         <w:pStyle w:val="Ttulo2"/>
         <w:keepNext/>
       </w:pPr>
-      <w:bookmarkStart w:id="3" w:name="_Toc242792087"/>
+      <w:bookmarkStart w:id="3" w:name="_Toc243055246"/>
       <w:r>
         <w:t>3.1 Flujo</w:t>
       </w:r>
@@ -2080,7 +2080,7 @@
         <w:pStyle w:val="Ttulo2"/>
         <w:keepNext/>
       </w:pPr>
-      <w:bookmarkStart w:id="4" w:name="_Toc242792088"/>
+      <w:bookmarkStart w:id="4" w:name="_Toc243055247"/>
       <w:r>
         <w:t>3.2 Reglas de interpretación</w:t>
       </w:r>
@@ -2500,7 +2500,70 @@
                 <w:sz w:val="18"/>
                 <w:szCs w:val="18"/>
               </w:rPr>
-              <w:t>Deben existir en el catálogo; la vista previa avisa las que faltan.</w:t>
+              <w:t>Deben existir en el catálogo; la vista previa avisa las que faltan y se crean con un clic.</w:t>
+            </w:r>
+          </w:p>
+        </w:tc>
+      </w:tr>
+      <w:tr>
+        <w:trPr>
+          <w:cantSplit/>
+        </w:trPr>
+        <w:tc>
+          <w:tcPr>
+            <w:tcW w:w="1927" w:type="dxa"/>
+            <w:tcBorders>
+              <w:top w:val="single" w:sz="4" w:space="0" w:color="D1D5DB"/>
+              <w:left w:val="single" w:sz="4" w:space="0" w:color="D1D5DB"/>
+              <w:bottom w:val="single" w:sz="4" w:space="0" w:color="D1D5DB"/>
+              <w:right w:val="single" w:sz="4" w:space="0" w:color="D1D5DB"/>
+            </w:tcBorders>
+            <w:tcMar>
+              <w:top w:w="50" w:type="dxa"/>
+              <w:left w:w="90" w:type="dxa"/>
+              <w:bottom w:w="50" w:type="dxa"/>
+              <w:right w:w="90" w:type="dxa"/>
+            </w:tcMar>
+          </w:tcPr>
+          <w:p>
+            <w:pPr>
+              <w:spacing w:line="252" w:lineRule="auto"/>
+            </w:pPr>
+            <w:r>
+              <w:rPr>
+                <w:sz w:val="18"/>
+                <w:szCs w:val="18"/>
+              </w:rPr>
+              <w:t>Sistema operativo, antivirus y licencia</w:t>
+            </w:r>
+          </w:p>
+        </w:tc>
+        <w:tc>
+          <w:tcPr>
+            <w:tcW w:w="7711" w:type="dxa"/>
+            <w:tcBorders>
+              <w:top w:val="single" w:sz="4" w:space="0" w:color="D1D5DB"/>
+              <w:left w:val="single" w:sz="4" w:space="0" w:color="D1D5DB"/>
+              <w:bottom w:val="single" w:sz="4" w:space="0" w:color="D1D5DB"/>
+              <w:right w:val="single" w:sz="4" w:space="0" w:color="D1D5DB"/>
+            </w:tcBorders>
+            <w:tcMar>
+              <w:top w:w="50" w:type="dxa"/>
+              <w:left w:w="90" w:type="dxa"/>
+              <w:bottom w:w="50" w:type="dxa"/>
+              <w:right w:w="90" w:type="dxa"/>
+            </w:tcMar>
+          </w:tcPr>
+          <w:p>
+            <w:pPr>
+              <w:spacing w:line="252" w:lineRule="auto"/>
+            </w:pPr>
+            <w:r>
+              <w:rPr>
+                <w:sz w:val="18"/>
+                <w:szCs w:val="18"/>
+              </w:rPr>
+              <w:t>Deben calzar con su catálogo (sin importar mayúsculas ni tildes). Se aceptan opciones desactivadas, porque el Excel trae datos históricos. Cada equipo queda enlazado a su opción por llave.</w:t>
             </w:r>
           </w:p>
         </w:tc>
@@ -2642,7 +2705,7 @@
         <w:pStyle w:val="Ttulo2"/>
         <w:keepNext/>
       </w:pPr>
-      <w:bookmarkStart w:id="5" w:name="_Toc242792089"/>
+      <w:bookmarkStart w:id="5" w:name="_Toc243055248"/>
       <w:r>
         <w:t>3.3 Orden recomendado (Excel normalizado de celulares)</w:t>
       </w:r>
@@ -2700,7 +2763,7 @@
         <w:pStyle w:val="Ttulo2"/>
         <w:keepNext/>
       </w:pPr>
-      <w:bookmarkStart w:id="6" w:name="_Toc242792090"/>
+      <w:bookmarkStart w:id="6" w:name="_Toc243055249"/>
       <w:r>
         <w:t>3.4 Rutas</w:t>
       </w:r>
@@ -3608,10 +3671,10 @@
 <file path=word/numbering.xml><?xml version="1.0" encoding="utf-8"?>
 <w:numbering xmlns:wpc="http://schemas.microsoft.com/office/word/2010/wordprocessingCanvas" xmlns:cx="http://schemas.microsoft.com/office/drawing/2014/chartex" xmlns:cx1="http://schemas.microsoft.com/office/drawing/2015/9/8/chartex" xmlns:cx2="http://schemas.microsoft.com/office/drawing/2015/10/21/chartex" xmlns:cx3="http://schemas.microsoft.com/office/drawing/2016/5/9/chartex" xmlns:cx4="http://schemas.microsoft.com/office/drawing/2016/5/10/chartex" xmlns:cx5="http://schemas.microsoft.com/office/drawing/2016/5/11/chartex" xmlns:cx6="http://schemas.microsoft.com/office/drawing/2016/5/12/chartex" xmlns:cx7="http://schemas.microsoft.com/office/drawing/2016/5/13/chartex" xmlns:cx8="http://schemas.microsoft.com/office/drawing/2016/5/14/chartex" xmlns:mc="http://schemas.openxmlformats.org/markup-compatibility/2006" xmlns:aink="http://schemas.microsoft.com/office/drawing/2016/ink" xmlns:am3d="http://schemas.microsoft.com/office/drawing/2017/model3d" xmlns:o="urn:schemas-microsoft-com:office:office" xmlns:oel="http://schemas.microsoft.com/office/2019/extlst" xmlns:r="http://schemas.openxmlformats.org/officeDocument/2006/relationships" xmlns:m="http://schemas.openxmlformats.org/officeDocument/2006/math" xmlns:v="urn:schemas-microsoft-com:vml" xmlns:wp14="http://schemas.microsoft.com/office/word/2010/wordprocessingDrawing" xmlns:wp="http://schemas.openxmlformats.org/drawingml/2006/wordprocessingDrawing" xmlns:w10="urn:schemas-microsoft-com:office:word" xmlns:w="http://schemas.openxmlformats.org/wordprocessingml/2006/main" xmlns:w14="http://schemas.microsoft.com/office/word/2010/wordml" xmlns:w15="http://schemas.microsoft.com/office/word/2012/wordml" xmlns:w16cex="http://schemas.microsoft.com/office/word/2018/wordml/cex" xmlns:w16cid="http://schemas.microsoft.com/office/word/2016/wordml/cid" xmlns:w16="http://schemas.microsoft.com/office/word/2018/wordml" xmlns:w16du="http://schemas.microsoft.com/office/word/2023/wordml/word16du" xmlns:w16sdtdh="http://schemas.microsoft.com/office/word/2020/wordml/sdtdatahash" xmlns:w16sdtfl="http://schemas.microsoft.com/office/word/2024/wordml/sdtformatlock" xmlns:w16se="http://schemas.microsoft.com/office/word/2015/wordml/symex" xmlns:wpg="http://schemas.microsoft.com/office/word/2010/wordprocessingGroup" xmlns:wpi="http://schemas.microsoft.com/office/word/2010/wordprocessingInk" xmlns:wne="http://schemas.microsoft.com/office/word/2006/wordml" xmlns:wps="http://schemas.microsoft.com/office/word/2010/wordprocessingShape" mc:Ignorable="w14 w15 w16se w16cid w16 w16cex w16sdtdh w16sdtfl w16du wp14">
   <w:abstractNum w:abstractNumId="0" w15:restartNumberingAfterBreak="0">
-    <w:nsid w:val="243C454E"/>
+    <w:nsid w:val="40F2499C"/>
     <w:multiLevelType w:val="hybridMultilevel"/>
-    <w:tmpl w:val="2A54598A"/>
-    <w:lvl w:ilvl="0" w:tplc="8C82B902" w:tentative="1">
+    <w:tmpl w:val="61B4B9B6"/>
+    <w:lvl w:ilvl="0" w:tplc="EBB40620" w:tentative="1">
       <w:start w:val="1"/>
       <w:numFmt w:val="bullet"/>
       <w:lvlText w:val="●"/>
@@ -3620,7 +3683,7 @@
         <w:ind w:left="720" w:hanging="360"/>
       </w:pPr>
     </w:lvl>
-    <w:lvl w:ilvl="1" w:tplc="2A9ACE7C" w:tentative="1">
+    <w:lvl w:ilvl="1" w:tplc="68EEEE5E" w:tentative="1">
       <w:start w:val="1"/>
       <w:numFmt w:val="bullet"/>
       <w:lvlText w:val="○"/>
@@ -3629,7 +3692,7 @@
         <w:ind w:left="1440" w:hanging="360"/>
       </w:pPr>
     </w:lvl>
-    <w:lvl w:ilvl="2" w:tplc="15D62248" w:tentative="1">
+    <w:lvl w:ilvl="2" w:tplc="39865632" w:tentative="1">
       <w:start w:val="1"/>
       <w:numFmt w:val="bullet"/>
       <w:lvlText w:val="■"/>
@@ -3638,7 +3701,7 @@
         <w:ind w:left="2160" w:hanging="360"/>
       </w:pPr>
     </w:lvl>
-    <w:lvl w:ilvl="3" w:tplc="88A49F22" w:tentative="1">
+    <w:lvl w:ilvl="3" w:tplc="1A76A1B8" w:tentative="1">
       <w:start w:val="1"/>
       <w:numFmt w:val="bullet"/>
       <w:lvlText w:val="●"/>
@@ -3647,7 +3710,7 @@
         <w:ind w:left="2880" w:hanging="360"/>
       </w:pPr>
     </w:lvl>
-    <w:lvl w:ilvl="4" w:tplc="7E1C8298" w:tentative="1">
+    <w:lvl w:ilvl="4" w:tplc="841CB3D2" w:tentative="1">
       <w:start w:val="1"/>
       <w:numFmt w:val="bullet"/>
       <w:lvlText w:val="○"/>
@@ -3656,7 +3719,7 @@
         <w:ind w:left="3600" w:hanging="360"/>
       </w:pPr>
     </w:lvl>
-    <w:lvl w:ilvl="5" w:tplc="76762E5E" w:tentative="1">
+    <w:lvl w:ilvl="5" w:tplc="F0BC1A84" w:tentative="1">
       <w:start w:val="1"/>
       <w:numFmt w:val="bullet"/>
       <w:lvlText w:val="■"/>
@@ -3665,7 +3728,7 @@
         <w:ind w:left="4320" w:hanging="360"/>
       </w:pPr>
     </w:lvl>
-    <w:lvl w:ilvl="6" w:tplc="3828C782" w:tentative="1">
+    <w:lvl w:ilvl="6" w:tplc="9796FB64" w:tentative="1">
       <w:start w:val="1"/>
       <w:numFmt w:val="bullet"/>
       <w:lvlText w:val="●"/>
@@ -3674,7 +3737,7 @@
         <w:ind w:left="5040" w:hanging="360"/>
       </w:pPr>
     </w:lvl>
-    <w:lvl w:ilvl="7" w:tplc="7C7E70E4" w:tentative="1">
+    <w:lvl w:ilvl="7" w:tplc="EC66A426" w:tentative="1">
       <w:start w:val="1"/>
       <w:numFmt w:val="bullet"/>
       <w:lvlText w:val="●"/>
@@ -3683,7 +3746,7 @@
         <w:ind w:left="5760" w:hanging="360"/>
       </w:pPr>
     </w:lvl>
-    <w:lvl w:ilvl="8" w:tplc="7E68FE4C" w:tentative="1">
+    <w:lvl w:ilvl="8" w:tplc="DB888B12" w:tentative="1">
       <w:start w:val="1"/>
       <w:numFmt w:val="bullet"/>
       <w:lvlText w:val="●"/>
@@ -3694,10 +3757,10 @@
     </w:lvl>
   </w:abstractNum>
   <w:abstractNum w:abstractNumId="1" w15:restartNumberingAfterBreak="0">
-    <w:nsid w:val="33D81389"/>
+    <w:nsid w:val="4F8444B6"/>
     <w:multiLevelType w:val="hybridMultilevel"/>
-    <w:tmpl w:val="2140E9EA"/>
-    <w:lvl w:ilvl="0" w:tplc="4008DF00">
+    <w:tmpl w:val="6F5815DA"/>
+    <w:lvl w:ilvl="0" w:tplc="C05C0634">
       <w:start w:val="1"/>
       <w:numFmt w:val="bullet"/>
       <w:lvlText w:val="•"/>
@@ -3706,7 +3769,7 @@
         <w:ind w:left="400" w:hanging="260"/>
       </w:pPr>
     </w:lvl>
-    <w:lvl w:ilvl="1" w:tplc="A320A224" w:tentative="1">
+    <w:lvl w:ilvl="1" w:tplc="52BECDD0" w:tentative="1">
       <w:start w:val="1"/>
       <w:numFmt w:val="bullet"/>
       <w:lvlText w:val="–"/>
@@ -3715,7 +3778,7 @@
         <w:ind w:left="760" w:hanging="260"/>
       </w:pPr>
     </w:lvl>
-    <w:lvl w:ilvl="2" w:tplc="B90A4934" w:tentative="1">
+    <w:lvl w:ilvl="2" w:tplc="2B7694EA" w:tentative="1">
       <w:start w:val="1"/>
       <w:numFmt w:val="bullet"/>
       <w:lvlText w:val="·"/>
@@ -3724,42 +3787,42 @@
         <w:ind w:left="1120" w:hanging="260"/>
       </w:pPr>
     </w:lvl>
-    <w:lvl w:ilvl="3" w:tplc="DBB440DA">
+    <w:lvl w:ilvl="3" w:tplc="4D529A9C">
       <w:numFmt w:val="decimal"/>
       <w:lvlText w:val=""/>
       <w:lvlJc w:val="left"/>
     </w:lvl>
-    <w:lvl w:ilvl="4" w:tplc="7A56C3BC">
+    <w:lvl w:ilvl="4" w:tplc="BC185928">
       <w:numFmt w:val="decimal"/>
       <w:lvlText w:val=""/>
       <w:lvlJc w:val="left"/>
     </w:lvl>
-    <w:lvl w:ilvl="5" w:tplc="A914D8DA">
+    <w:lvl w:ilvl="5" w:tplc="B1B2A272">
       <w:numFmt w:val="decimal"/>
       <w:lvlText w:val=""/>
       <w:lvlJc w:val="left"/>
     </w:lvl>
-    <w:lvl w:ilvl="6" w:tplc="9AD2ED5A">
+    <w:lvl w:ilvl="6" w:tplc="85B85858">
       <w:numFmt w:val="decimal"/>
       <w:lvlText w:val=""/>
       <w:lvlJc w:val="left"/>
     </w:lvl>
-    <w:lvl w:ilvl="7" w:tplc="3BBCE98C">
+    <w:lvl w:ilvl="7" w:tplc="B86C8E52">
       <w:numFmt w:val="decimal"/>
       <w:lvlText w:val=""/>
       <w:lvlJc w:val="left"/>
     </w:lvl>
-    <w:lvl w:ilvl="8" w:tplc="535452D4">
+    <w:lvl w:ilvl="8" w:tplc="781AD8D4">
       <w:numFmt w:val="decimal"/>
       <w:lvlText w:val=""/>
       <w:lvlJc w:val="left"/>
     </w:lvl>
   </w:abstractNum>
   <w:abstractNum w:abstractNumId="2" w15:restartNumberingAfterBreak="0">
-    <w:nsid w:val="37602226"/>
+    <w:nsid w:val="61A54DAB"/>
     <w:multiLevelType w:val="hybridMultilevel"/>
-    <w:tmpl w:val="9B3A9B16"/>
-    <w:lvl w:ilvl="0" w:tplc="1F20822C">
+    <w:tmpl w:val="E35CBEA2"/>
+    <w:lvl w:ilvl="0" w:tplc="06C889AC">
       <w:start w:val="1"/>
       <w:numFmt w:val="decimal"/>
       <w:lvlText w:val="%1."/>
@@ -3768,66 +3831,66 @@
         <w:ind w:left="420" w:hanging="300"/>
       </w:pPr>
     </w:lvl>
-    <w:lvl w:ilvl="1" w:tplc="40CE8F24">
+    <w:lvl w:ilvl="1" w:tplc="1A627D8A">
       <w:numFmt w:val="decimal"/>
       <w:lvlText w:val=""/>
       <w:lvlJc w:val="left"/>
     </w:lvl>
-    <w:lvl w:ilvl="2" w:tplc="E0D604EC">
+    <w:lvl w:ilvl="2" w:tplc="8E5ABDFC">
       <w:numFmt w:val="decimal"/>
       <w:lvlText w:val=""/>
       <w:lvlJc w:val="left"/>
     </w:lvl>
-    <w:lvl w:ilvl="3" w:tplc="407E8DF6">
+    <w:lvl w:ilvl="3" w:tplc="06D0BA3A">
       <w:numFmt w:val="decimal"/>
       <w:lvlText w:val=""/>
       <w:lvlJc w:val="left"/>
     </w:lvl>
-    <w:lvl w:ilvl="4" w:tplc="BDDA0D98">
+    <w:lvl w:ilvl="4" w:tplc="BFB2C68E">
       <w:numFmt w:val="decimal"/>
       <w:lvlText w:val=""/>
       <w:lvlJc w:val="left"/>
     </w:lvl>
-    <w:lvl w:ilvl="5" w:tplc="E9449CC0">
+    <w:lvl w:ilvl="5" w:tplc="C45C905E">
       <w:numFmt w:val="decimal"/>
       <w:lvlText w:val=""/>
       <w:lvlJc w:val="left"/>
     </w:lvl>
-    <w:lvl w:ilvl="6" w:tplc="08A61500">
+    <w:lvl w:ilvl="6" w:tplc="FA68F570">
       <w:numFmt w:val="decimal"/>
       <w:lvlText w:val=""/>
       <w:lvlJc w:val="left"/>
     </w:lvl>
-    <w:lvl w:ilvl="7" w:tplc="126028CE">
+    <w:lvl w:ilvl="7" w:tplc="6ED8D81A">
       <w:numFmt w:val="decimal"/>
       <w:lvlText w:val=""/>
       <w:lvlJc w:val="left"/>
     </w:lvl>
-    <w:lvl w:ilvl="8" w:tplc="DE8A0A50">
+    <w:lvl w:ilvl="8" w:tplc="D46A5FD0">
       <w:numFmt w:val="decimal"/>
       <w:lvlText w:val=""/>
       <w:lvlJc w:val="left"/>
     </w:lvl>
   </w:abstractNum>
-  <w:num w:numId="1" w16cid:durableId="1288469174">
+  <w:num w:numId="1" w16cid:durableId="1247765039">
     <w:abstractNumId w:val="0"/>
     <w:lvlOverride w:ilvl="0">
       <w:startOverride w:val="1"/>
     </w:lvlOverride>
   </w:num>
-  <w:num w:numId="2" w16cid:durableId="1646276317">
+  <w:num w:numId="2" w16cid:durableId="1434714468">
     <w:abstractNumId w:val="1"/>
     <w:lvlOverride w:ilvl="0">
       <w:startOverride w:val="1"/>
     </w:lvlOverride>
   </w:num>
-  <w:num w:numId="3" w16cid:durableId="2127308462">
+  <w:num w:numId="3" w16cid:durableId="38475637">
     <w:abstractNumId w:val="2"/>
     <w:lvlOverride w:ilvl="0">
       <w:startOverride w:val="1"/>
     </w:lvlOverride>
   </w:num>
-  <w:num w:numId="4" w16cid:durableId="687684324">
+  <w:num w:numId="4" w16cid:durableId="1944023868">
     <w:abstractNumId w:val="2"/>
     <w:lvlOverride w:ilvl="0">
       <w:startOverride w:val="1"/>
@@ -4469,7 +4532,7 @@
     <w:autoRedefine/>
     <w:uiPriority w:val="39"/>
     <w:unhideWhenUsed/>
-    <w:rsid w:val="009D1720"/>
+    <w:rsid w:val="008E075E"/>
     <w:pPr>
       <w:spacing w:after="100"/>
     </w:pPr>
@@ -4481,7 +4544,7 @@
     <w:autoRedefine/>
     <w:uiPriority w:val="39"/>
     <w:unhideWhenUsed/>
-    <w:rsid w:val="009D1720"/>
+    <w:rsid w:val="008E075E"/>
     <w:pPr>
       <w:spacing w:after="100"/>
       <w:ind w:left="210"/>

--- a/documentacion/Documentos generados e importacion.docx
+++ b/documentacion/Documentos generados e importacion.docx
@@ -448,7 +448,7 @@
     <w:sdt>
       <w:sdtPr>
         <w:alias w:val="Contenido"/>
-        <w:id w:val="547025519"/>
+        <w:id w:val="32860896"/>
       </w:sdtPr>
       <w:sdtEndPr/>
       <w:sdtContent>
@@ -477,7 +477,7 @@
           <w:r>
             <w:fldChar w:fldCharType="separate"/>
           </w:r>
-          <w:hyperlink w:anchor="_Toc243055243" w:history="1">
+          <w:hyperlink w:anchor="_Toc243304269" w:history="1">
             <w:r>
               <w:rPr>
                 <w:rStyle w:val="Hipervnculo"/>
@@ -501,7 +501,7 @@
               <w:rPr>
                 <w:noProof/>
               </w:rPr>
-              <w:instrText xml:space="preserve"> PAGEREF _Toc243055243 \h </w:instrText>
+              <w:instrText xml:space="preserve"> PAGEREF _Toc243304269 \h </w:instrText>
             </w:r>
             <w:r>
               <w:rPr>
@@ -544,7 +544,7 @@
               <w14:ligatures w14:val="standardContextual"/>
             </w:rPr>
           </w:pPr>
-          <w:hyperlink w:anchor="_Toc243055244" w:history="1">
+          <w:hyperlink w:anchor="_Toc243304270" w:history="1">
             <w:r>
               <w:rPr>
                 <w:rStyle w:val="Hipervnculo"/>
@@ -568,7 +568,7 @@
               <w:rPr>
                 <w:noProof/>
               </w:rPr>
-              <w:instrText xml:space="preserve"> PAGEREF _Toc243055244 \h </w:instrText>
+              <w:instrText xml:space="preserve"> PAGEREF _Toc243304270 \h </w:instrText>
             </w:r>
             <w:r>
               <w:rPr>
@@ -611,7 +611,7 @@
               <w14:ligatures w14:val="standardContextual"/>
             </w:rPr>
           </w:pPr>
-          <w:hyperlink w:anchor="_Toc243055245" w:history="1">
+          <w:hyperlink w:anchor="_Toc243304271" w:history="1">
             <w:r>
               <w:rPr>
                 <w:rStyle w:val="Hipervnculo"/>
@@ -635,7 +635,7 @@
               <w:rPr>
                 <w:noProof/>
               </w:rPr>
-              <w:instrText xml:space="preserve"> PAGEREF _Toc243055245 \h </w:instrText>
+              <w:instrText xml:space="preserve"> PAGEREF _Toc243304271 \h </w:instrText>
             </w:r>
             <w:r>
               <w:rPr>
@@ -678,7 +678,7 @@
               <w14:ligatures w14:val="standardContextual"/>
             </w:rPr>
           </w:pPr>
-          <w:hyperlink w:anchor="_Toc243055246" w:history="1">
+          <w:hyperlink w:anchor="_Toc243304272" w:history="1">
             <w:r>
               <w:rPr>
                 <w:rStyle w:val="Hipervnculo"/>
@@ -702,7 +702,7 @@
               <w:rPr>
                 <w:noProof/>
               </w:rPr>
-              <w:instrText xml:space="preserve"> PAGEREF _Toc243055246 \h </w:instrText>
+              <w:instrText xml:space="preserve"> PAGEREF _Toc243304272 \h </w:instrText>
             </w:r>
             <w:r>
               <w:rPr>
@@ -745,7 +745,7 @@
               <w14:ligatures w14:val="standardContextual"/>
             </w:rPr>
           </w:pPr>
-          <w:hyperlink w:anchor="_Toc243055247" w:history="1">
+          <w:hyperlink w:anchor="_Toc243304273" w:history="1">
             <w:r>
               <w:rPr>
                 <w:rStyle w:val="Hipervnculo"/>
@@ -769,7 +769,7 @@
               <w:rPr>
                 <w:noProof/>
               </w:rPr>
-              <w:instrText xml:space="preserve"> PAGEREF _Toc243055247 \h </w:instrText>
+              <w:instrText xml:space="preserve"> PAGEREF _Toc243304273 \h </w:instrText>
             </w:r>
             <w:r>
               <w:rPr>
@@ -812,7 +812,7 @@
               <w14:ligatures w14:val="standardContextual"/>
             </w:rPr>
           </w:pPr>
-          <w:hyperlink w:anchor="_Toc243055248" w:history="1">
+          <w:hyperlink w:anchor="_Toc243304274" w:history="1">
             <w:r>
               <w:rPr>
                 <w:rStyle w:val="Hipervnculo"/>
@@ -836,7 +836,7 @@
               <w:rPr>
                 <w:noProof/>
               </w:rPr>
-              <w:instrText xml:space="preserve"> PAGEREF _Toc243055248 \h </w:instrText>
+              <w:instrText xml:space="preserve"> PAGEREF _Toc243304274 \h </w:instrText>
             </w:r>
             <w:r>
               <w:rPr>
@@ -879,7 +879,7 @@
               <w14:ligatures w14:val="standardContextual"/>
             </w:rPr>
           </w:pPr>
-          <w:hyperlink w:anchor="_Toc243055249" w:history="1">
+          <w:hyperlink w:anchor="_Toc243304275" w:history="1">
             <w:r>
               <w:rPr>
                 <w:rStyle w:val="Hipervnculo"/>
@@ -903,7 +903,7 @@
               <w:rPr>
                 <w:noProof/>
               </w:rPr>
-              <w:instrText xml:space="preserve"> PAGEREF _Toc243055249 \h </w:instrText>
+              <w:instrText xml:space="preserve"> PAGEREF _Toc243304275 \h </w:instrText>
             </w:r>
             <w:r>
               <w:rPr>
@@ -947,7 +947,7 @@
         <w:pStyle w:val="Ttulo1"/>
         <w:keepNext/>
       </w:pPr>
-      <w:bookmarkStart w:id="0" w:name="_Toc243055243"/>
+      <w:bookmarkStart w:id="0" w:name="_Toc243304269"/>
       <w:r>
         <w:t>1. Documentos PDF</w:t>
       </w:r>
@@ -1860,7 +1860,7 @@
         <w:pStyle w:val="Ttulo1"/>
         <w:keepNext/>
       </w:pPr>
-      <w:bookmarkStart w:id="1" w:name="_Toc243055244"/>
+      <w:bookmarkStart w:id="1" w:name="_Toc243304270"/>
       <w:r>
         <w:t>2. Exportación</w:t>
       </w:r>
@@ -1903,7 +1903,7 @@
         <w:pStyle w:val="Ttulo1"/>
         <w:keepNext/>
       </w:pPr>
-      <w:bookmarkStart w:id="2" w:name="_Toc243055245"/>
+      <w:bookmarkStart w:id="2" w:name="_Toc243304271"/>
       <w:r>
         <w:t>3. Importación de datos desde Excel</w:t>
       </w:r>
@@ -1974,7 +1974,7 @@
         <w:pStyle w:val="Ttulo2"/>
         <w:keepNext/>
       </w:pPr>
-      <w:bookmarkStart w:id="3" w:name="_Toc243055246"/>
+      <w:bookmarkStart w:id="3" w:name="_Toc243304272"/>
       <w:r>
         <w:t>3.1 Flujo</w:t>
       </w:r>
@@ -2080,7 +2080,7 @@
         <w:pStyle w:val="Ttulo2"/>
         <w:keepNext/>
       </w:pPr>
-      <w:bookmarkStart w:id="4" w:name="_Toc243055247"/>
+      <w:bookmarkStart w:id="4" w:name="_Toc243304273"/>
       <w:r>
         <w:t>3.2 Reglas de interpretación</w:t>
       </w:r>
@@ -2705,7 +2705,7 @@
         <w:pStyle w:val="Ttulo2"/>
         <w:keepNext/>
       </w:pPr>
-      <w:bookmarkStart w:id="5" w:name="_Toc243055248"/>
+      <w:bookmarkStart w:id="5" w:name="_Toc243304274"/>
       <w:r>
         <w:t>3.3 Orden recomendado (Excel normalizado de celulares)</w:t>
       </w:r>
@@ -2763,7 +2763,7 @@
         <w:pStyle w:val="Ttulo2"/>
         <w:keepNext/>
       </w:pPr>
-      <w:bookmarkStart w:id="6" w:name="_Toc243055249"/>
+      <w:bookmarkStart w:id="6" w:name="_Toc243304275"/>
       <w:r>
         <w:t>3.4 Rutas</w:t>
       </w:r>
@@ -3671,10 +3671,72 @@
 <file path=word/numbering.xml><?xml version="1.0" encoding="utf-8"?>
 <w:numbering xmlns:wpc="http://schemas.microsoft.com/office/word/2010/wordprocessingCanvas" xmlns:cx="http://schemas.microsoft.com/office/drawing/2014/chartex" xmlns:cx1="http://schemas.microsoft.com/office/drawing/2015/9/8/chartex" xmlns:cx2="http://schemas.microsoft.com/office/drawing/2015/10/21/chartex" xmlns:cx3="http://schemas.microsoft.com/office/drawing/2016/5/9/chartex" xmlns:cx4="http://schemas.microsoft.com/office/drawing/2016/5/10/chartex" xmlns:cx5="http://schemas.microsoft.com/office/drawing/2016/5/11/chartex" xmlns:cx6="http://schemas.microsoft.com/office/drawing/2016/5/12/chartex" xmlns:cx7="http://schemas.microsoft.com/office/drawing/2016/5/13/chartex" xmlns:cx8="http://schemas.microsoft.com/office/drawing/2016/5/14/chartex" xmlns:mc="http://schemas.openxmlformats.org/markup-compatibility/2006" xmlns:aink="http://schemas.microsoft.com/office/drawing/2016/ink" xmlns:am3d="http://schemas.microsoft.com/office/drawing/2017/model3d" xmlns:o="urn:schemas-microsoft-com:office:office" xmlns:oel="http://schemas.microsoft.com/office/2019/extlst" xmlns:r="http://schemas.openxmlformats.org/officeDocument/2006/relationships" xmlns:m="http://schemas.openxmlformats.org/officeDocument/2006/math" xmlns:v="urn:schemas-microsoft-com:vml" xmlns:wp14="http://schemas.microsoft.com/office/word/2010/wordprocessingDrawing" xmlns:wp="http://schemas.openxmlformats.org/drawingml/2006/wordprocessingDrawing" xmlns:w10="urn:schemas-microsoft-com:office:word" xmlns:w="http://schemas.openxmlformats.org/wordprocessingml/2006/main" xmlns:w14="http://schemas.microsoft.com/office/word/2010/wordml" xmlns:w15="http://schemas.microsoft.com/office/word/2012/wordml" xmlns:w16cex="http://schemas.microsoft.com/office/word/2018/wordml/cex" xmlns:w16cid="http://schemas.microsoft.com/office/word/2016/wordml/cid" xmlns:w16="http://schemas.microsoft.com/office/word/2018/wordml" xmlns:w16du="http://schemas.microsoft.com/office/word/2023/wordml/word16du" xmlns:w16sdtdh="http://schemas.microsoft.com/office/word/2020/wordml/sdtdatahash" xmlns:w16sdtfl="http://schemas.microsoft.com/office/word/2024/wordml/sdtformatlock" xmlns:w16se="http://schemas.microsoft.com/office/word/2015/wordml/symex" xmlns:wpg="http://schemas.microsoft.com/office/word/2010/wordprocessingGroup" xmlns:wpi="http://schemas.microsoft.com/office/word/2010/wordprocessingInk" xmlns:wne="http://schemas.microsoft.com/office/word/2006/wordml" xmlns:wps="http://schemas.microsoft.com/office/word/2010/wordprocessingShape" mc:Ignorable="w14 w15 w16se w16cid w16 w16cex w16sdtdh w16sdtfl w16du wp14">
   <w:abstractNum w:abstractNumId="0" w15:restartNumberingAfterBreak="0">
-    <w:nsid w:val="40F2499C"/>
+    <w:nsid w:val="42696B21"/>
     <w:multiLevelType w:val="hybridMultilevel"/>
-    <w:tmpl w:val="61B4B9B6"/>
-    <w:lvl w:ilvl="0" w:tplc="EBB40620" w:tentative="1">
+    <w:tmpl w:val="1CA8BA42"/>
+    <w:lvl w:ilvl="0" w:tplc="141CE7FC">
+      <w:start w:val="1"/>
+      <w:numFmt w:val="bullet"/>
+      <w:lvlText w:val="•"/>
+      <w:lvlJc w:val="left"/>
+      <w:pPr>
+        <w:ind w:left="400" w:hanging="260"/>
+      </w:pPr>
+    </w:lvl>
+    <w:lvl w:ilvl="1" w:tplc="5ADC26B6" w:tentative="1">
+      <w:start w:val="1"/>
+      <w:numFmt w:val="bullet"/>
+      <w:lvlText w:val="–"/>
+      <w:lvlJc w:val="left"/>
+      <w:pPr>
+        <w:ind w:left="760" w:hanging="260"/>
+      </w:pPr>
+    </w:lvl>
+    <w:lvl w:ilvl="2" w:tplc="6608AB4A" w:tentative="1">
+      <w:start w:val="1"/>
+      <w:numFmt w:val="bullet"/>
+      <w:lvlText w:val="·"/>
+      <w:lvlJc w:val="left"/>
+      <w:pPr>
+        <w:ind w:left="1120" w:hanging="260"/>
+      </w:pPr>
+    </w:lvl>
+    <w:lvl w:ilvl="3" w:tplc="BA1C3368">
+      <w:numFmt w:val="decimal"/>
+      <w:lvlText w:val=""/>
+      <w:lvlJc w:val="left"/>
+    </w:lvl>
+    <w:lvl w:ilvl="4" w:tplc="660428A2">
+      <w:numFmt w:val="decimal"/>
+      <w:lvlText w:val=""/>
+      <w:lvlJc w:val="left"/>
+    </w:lvl>
+    <w:lvl w:ilvl="5" w:tplc="31F02366">
+      <w:numFmt w:val="decimal"/>
+      <w:lvlText w:val=""/>
+      <w:lvlJc w:val="left"/>
+    </w:lvl>
+    <w:lvl w:ilvl="6" w:tplc="72267E16">
+      <w:numFmt w:val="decimal"/>
+      <w:lvlText w:val=""/>
+      <w:lvlJc w:val="left"/>
+    </w:lvl>
+    <w:lvl w:ilvl="7" w:tplc="8774EAE4">
+      <w:numFmt w:val="decimal"/>
+      <w:lvlText w:val=""/>
+      <w:lvlJc w:val="left"/>
+    </w:lvl>
+    <w:lvl w:ilvl="8" w:tplc="B3C8B77A">
+      <w:numFmt w:val="decimal"/>
+      <w:lvlText w:val=""/>
+      <w:lvlJc w:val="left"/>
+    </w:lvl>
+  </w:abstractNum>
+  <w:abstractNum w:abstractNumId="1" w15:restartNumberingAfterBreak="0">
+    <w:nsid w:val="65204858"/>
+    <w:multiLevelType w:val="hybridMultilevel"/>
+    <w:tmpl w:val="3748339C"/>
+    <w:lvl w:ilvl="0" w:tplc="682CF2E6" w:tentative="1">
       <w:start w:val="1"/>
       <w:numFmt w:val="bullet"/>
       <w:lvlText w:val="●"/>
@@ -3683,7 +3745,7 @@
         <w:ind w:left="720" w:hanging="360"/>
       </w:pPr>
     </w:lvl>
-    <w:lvl w:ilvl="1" w:tplc="68EEEE5E" w:tentative="1">
+    <w:lvl w:ilvl="1" w:tplc="273C6CFC" w:tentative="1">
       <w:start w:val="1"/>
       <w:numFmt w:val="bullet"/>
       <w:lvlText w:val="○"/>
@@ -3692,7 +3754,7 @@
         <w:ind w:left="1440" w:hanging="360"/>
       </w:pPr>
     </w:lvl>
-    <w:lvl w:ilvl="2" w:tplc="39865632" w:tentative="1">
+    <w:lvl w:ilvl="2" w:tplc="6BAE5C4E" w:tentative="1">
       <w:start w:val="1"/>
       <w:numFmt w:val="bullet"/>
       <w:lvlText w:val="■"/>
@@ -3701,7 +3763,7 @@
         <w:ind w:left="2160" w:hanging="360"/>
       </w:pPr>
     </w:lvl>
-    <w:lvl w:ilvl="3" w:tplc="1A76A1B8" w:tentative="1">
+    <w:lvl w:ilvl="3" w:tplc="B8D2C496" w:tentative="1">
       <w:start w:val="1"/>
       <w:numFmt w:val="bullet"/>
       <w:lvlText w:val="●"/>
@@ -3710,7 +3772,7 @@
         <w:ind w:left="2880" w:hanging="360"/>
       </w:pPr>
     </w:lvl>
-    <w:lvl w:ilvl="4" w:tplc="841CB3D2" w:tentative="1">
+    <w:lvl w:ilvl="4" w:tplc="64B6100C" w:tentative="1">
       <w:start w:val="1"/>
       <w:numFmt w:val="bullet"/>
       <w:lvlText w:val="○"/>
@@ -3719,7 +3781,7 @@
         <w:ind w:left="3600" w:hanging="360"/>
       </w:pPr>
     </w:lvl>
-    <w:lvl w:ilvl="5" w:tplc="F0BC1A84" w:tentative="1">
+    <w:lvl w:ilvl="5" w:tplc="1BB4519C" w:tentative="1">
       <w:start w:val="1"/>
       <w:numFmt w:val="bullet"/>
       <w:lvlText w:val="■"/>
@@ -3728,7 +3790,7 @@
         <w:ind w:left="4320" w:hanging="360"/>
       </w:pPr>
     </w:lvl>
-    <w:lvl w:ilvl="6" w:tplc="9796FB64" w:tentative="1">
+    <w:lvl w:ilvl="6" w:tplc="368E5D60" w:tentative="1">
       <w:start w:val="1"/>
       <w:numFmt w:val="bullet"/>
       <w:lvlText w:val="●"/>
@@ -3737,7 +3799,7 @@
         <w:ind w:left="5040" w:hanging="360"/>
       </w:pPr>
     </w:lvl>
-    <w:lvl w:ilvl="7" w:tplc="EC66A426" w:tentative="1">
+    <w:lvl w:ilvl="7" w:tplc="B1CC93AE" w:tentative="1">
       <w:start w:val="1"/>
       <w:numFmt w:val="bullet"/>
       <w:lvlText w:val="●"/>
@@ -3746,7 +3808,7 @@
         <w:ind w:left="5760" w:hanging="360"/>
       </w:pPr>
     </w:lvl>
-    <w:lvl w:ilvl="8" w:tplc="DB888B12" w:tentative="1">
+    <w:lvl w:ilvl="8" w:tplc="F54039BE" w:tentative="1">
       <w:start w:val="1"/>
       <w:numFmt w:val="bullet"/>
       <w:lvlText w:val="●"/>
@@ -3756,73 +3818,11 @@
       </w:pPr>
     </w:lvl>
   </w:abstractNum>
-  <w:abstractNum w:abstractNumId="1" w15:restartNumberingAfterBreak="0">
-    <w:nsid w:val="4F8444B6"/>
+  <w:abstractNum w:abstractNumId="2" w15:restartNumberingAfterBreak="0">
+    <w:nsid w:val="73BF3CD6"/>
     <w:multiLevelType w:val="hybridMultilevel"/>
-    <w:tmpl w:val="6F5815DA"/>
-    <w:lvl w:ilvl="0" w:tplc="C05C0634">
-      <w:start w:val="1"/>
-      <w:numFmt w:val="bullet"/>
-      <w:lvlText w:val="•"/>
-      <w:lvlJc w:val="left"/>
-      <w:pPr>
-        <w:ind w:left="400" w:hanging="260"/>
-      </w:pPr>
-    </w:lvl>
-    <w:lvl w:ilvl="1" w:tplc="52BECDD0" w:tentative="1">
-      <w:start w:val="1"/>
-      <w:numFmt w:val="bullet"/>
-      <w:lvlText w:val="–"/>
-      <w:lvlJc w:val="left"/>
-      <w:pPr>
-        <w:ind w:left="760" w:hanging="260"/>
-      </w:pPr>
-    </w:lvl>
-    <w:lvl w:ilvl="2" w:tplc="2B7694EA" w:tentative="1">
-      <w:start w:val="1"/>
-      <w:numFmt w:val="bullet"/>
-      <w:lvlText w:val="·"/>
-      <w:lvlJc w:val="left"/>
-      <w:pPr>
-        <w:ind w:left="1120" w:hanging="260"/>
-      </w:pPr>
-    </w:lvl>
-    <w:lvl w:ilvl="3" w:tplc="4D529A9C">
-      <w:numFmt w:val="decimal"/>
-      <w:lvlText w:val=""/>
-      <w:lvlJc w:val="left"/>
-    </w:lvl>
-    <w:lvl w:ilvl="4" w:tplc="BC185928">
-      <w:numFmt w:val="decimal"/>
-      <w:lvlText w:val=""/>
-      <w:lvlJc w:val="left"/>
-    </w:lvl>
-    <w:lvl w:ilvl="5" w:tplc="B1B2A272">
-      <w:numFmt w:val="decimal"/>
-      <w:lvlText w:val=""/>
-      <w:lvlJc w:val="left"/>
-    </w:lvl>
-    <w:lvl w:ilvl="6" w:tplc="85B85858">
-      <w:numFmt w:val="decimal"/>
-      <w:lvlText w:val=""/>
-      <w:lvlJc w:val="left"/>
-    </w:lvl>
-    <w:lvl w:ilvl="7" w:tplc="B86C8E52">
-      <w:numFmt w:val="decimal"/>
-      <w:lvlText w:val=""/>
-      <w:lvlJc w:val="left"/>
-    </w:lvl>
-    <w:lvl w:ilvl="8" w:tplc="781AD8D4">
-      <w:numFmt w:val="decimal"/>
-      <w:lvlText w:val=""/>
-      <w:lvlJc w:val="left"/>
-    </w:lvl>
-  </w:abstractNum>
-  <w:abstractNum w:abstractNumId="2" w15:restartNumberingAfterBreak="0">
-    <w:nsid w:val="61A54DAB"/>
-    <w:multiLevelType w:val="hybridMultilevel"/>
-    <w:tmpl w:val="E35CBEA2"/>
-    <w:lvl w:ilvl="0" w:tplc="06C889AC">
+    <w:tmpl w:val="51326C42"/>
+    <w:lvl w:ilvl="0" w:tplc="8B688148">
       <w:start w:val="1"/>
       <w:numFmt w:val="decimal"/>
       <w:lvlText w:val="%1."/>
@@ -3831,66 +3831,66 @@
         <w:ind w:left="420" w:hanging="300"/>
       </w:pPr>
     </w:lvl>
-    <w:lvl w:ilvl="1" w:tplc="1A627D8A">
+    <w:lvl w:ilvl="1" w:tplc="2998155A">
       <w:numFmt w:val="decimal"/>
       <w:lvlText w:val=""/>
       <w:lvlJc w:val="left"/>
     </w:lvl>
-    <w:lvl w:ilvl="2" w:tplc="8E5ABDFC">
+    <w:lvl w:ilvl="2" w:tplc="8E74653C">
       <w:numFmt w:val="decimal"/>
       <w:lvlText w:val=""/>
       <w:lvlJc w:val="left"/>
     </w:lvl>
-    <w:lvl w:ilvl="3" w:tplc="06D0BA3A">
+    <w:lvl w:ilvl="3" w:tplc="4CB04E94">
       <w:numFmt w:val="decimal"/>
       <w:lvlText w:val=""/>
       <w:lvlJc w:val="left"/>
     </w:lvl>
-    <w:lvl w:ilvl="4" w:tplc="BFB2C68E">
+    <w:lvl w:ilvl="4" w:tplc="E9A88304">
       <w:numFmt w:val="decimal"/>
       <w:lvlText w:val=""/>
       <w:lvlJc w:val="left"/>
     </w:lvl>
-    <w:lvl w:ilvl="5" w:tplc="C45C905E">
+    <w:lvl w:ilvl="5" w:tplc="C178AF88">
       <w:numFmt w:val="decimal"/>
       <w:lvlText w:val=""/>
       <w:lvlJc w:val="left"/>
     </w:lvl>
-    <w:lvl w:ilvl="6" w:tplc="FA68F570">
+    <w:lvl w:ilvl="6" w:tplc="794A7BCC">
       <w:numFmt w:val="decimal"/>
       <w:lvlText w:val=""/>
       <w:lvlJc w:val="left"/>
     </w:lvl>
-    <w:lvl w:ilvl="7" w:tplc="6ED8D81A">
+    <w:lvl w:ilvl="7" w:tplc="CD8C2ADE">
       <w:numFmt w:val="decimal"/>
       <w:lvlText w:val=""/>
       <w:lvlJc w:val="left"/>
     </w:lvl>
-    <w:lvl w:ilvl="8" w:tplc="D46A5FD0">
+    <w:lvl w:ilvl="8" w:tplc="CF103A8E">
       <w:numFmt w:val="decimal"/>
       <w:lvlText w:val=""/>
       <w:lvlJc w:val="left"/>
     </w:lvl>
   </w:abstractNum>
-  <w:num w:numId="1" w16cid:durableId="1247765039">
+  <w:num w:numId="1" w16cid:durableId="686299292">
+    <w:abstractNumId w:val="1"/>
+    <w:lvlOverride w:ilvl="0">
+      <w:startOverride w:val="1"/>
+    </w:lvlOverride>
+  </w:num>
+  <w:num w:numId="2" w16cid:durableId="490022316">
     <w:abstractNumId w:val="0"/>
     <w:lvlOverride w:ilvl="0">
       <w:startOverride w:val="1"/>
     </w:lvlOverride>
   </w:num>
-  <w:num w:numId="2" w16cid:durableId="1434714468">
-    <w:abstractNumId w:val="1"/>
-    <w:lvlOverride w:ilvl="0">
-      <w:startOverride w:val="1"/>
-    </w:lvlOverride>
-  </w:num>
-  <w:num w:numId="3" w16cid:durableId="38475637">
+  <w:num w:numId="3" w16cid:durableId="51118311">
     <w:abstractNumId w:val="2"/>
     <w:lvlOverride w:ilvl="0">
       <w:startOverride w:val="1"/>
     </w:lvlOverride>
   </w:num>
-  <w:num w:numId="4" w16cid:durableId="1944023868">
+  <w:num w:numId="4" w16cid:durableId="1335258141">
     <w:abstractNumId w:val="2"/>
     <w:lvlOverride w:ilvl="0">
       <w:startOverride w:val="1"/>
@@ -4532,7 +4532,7 @@
     <w:autoRedefine/>
     <w:uiPriority w:val="39"/>
     <w:unhideWhenUsed/>
-    <w:rsid w:val="008E075E"/>
+    <w:rsid w:val="00CD1B64"/>
     <w:pPr>
       <w:spacing w:after="100"/>
     </w:pPr>
@@ -4544,7 +4544,7 @@
     <w:autoRedefine/>
     <w:uiPriority w:val="39"/>
     <w:unhideWhenUsed/>
-    <w:rsid w:val="008E075E"/>
+    <w:rsid w:val="00CD1B64"/>
     <w:pPr>
       <w:spacing w:after="100"/>
       <w:ind w:left="210"/>

--- a/documentacion/Documentos generados e importacion.docx
+++ b/documentacion/Documentos generados e importacion.docx
@@ -448,7 +448,7 @@
     <w:sdt>
       <w:sdtPr>
         <w:alias w:val="Contenido"/>
-        <w:id w:val="32860896"/>
+        <w:id w:val="-1664077219"/>
       </w:sdtPr>
       <w:sdtEndPr/>
       <w:sdtContent>
@@ -477,7 +477,7 @@
           <w:r>
             <w:fldChar w:fldCharType="separate"/>
           </w:r>
-          <w:hyperlink w:anchor="_Toc243304269" w:history="1">
+          <w:hyperlink w:anchor="_Toc243305374" w:history="1">
             <w:r>
               <w:rPr>
                 <w:rStyle w:val="Hipervnculo"/>
@@ -501,7 +501,7 @@
               <w:rPr>
                 <w:noProof/>
               </w:rPr>
-              <w:instrText xml:space="preserve"> PAGEREF _Toc243304269 \h </w:instrText>
+              <w:instrText xml:space="preserve"> PAGEREF _Toc243305374 \h </w:instrText>
             </w:r>
             <w:r>
               <w:rPr>
@@ -544,7 +544,7 @@
               <w14:ligatures w14:val="standardContextual"/>
             </w:rPr>
           </w:pPr>
-          <w:hyperlink w:anchor="_Toc243304270" w:history="1">
+          <w:hyperlink w:anchor="_Toc243305375" w:history="1">
             <w:r>
               <w:rPr>
                 <w:rStyle w:val="Hipervnculo"/>
@@ -568,7 +568,7 @@
               <w:rPr>
                 <w:noProof/>
               </w:rPr>
-              <w:instrText xml:space="preserve"> PAGEREF _Toc243304270 \h </w:instrText>
+              <w:instrText xml:space="preserve"> PAGEREF _Toc243305375 \h </w:instrText>
             </w:r>
             <w:r>
               <w:rPr>
@@ -611,7 +611,7 @@
               <w14:ligatures w14:val="standardContextual"/>
             </w:rPr>
           </w:pPr>
-          <w:hyperlink w:anchor="_Toc243304271" w:history="1">
+          <w:hyperlink w:anchor="_Toc243305376" w:history="1">
             <w:r>
               <w:rPr>
                 <w:rStyle w:val="Hipervnculo"/>
@@ -635,7 +635,7 @@
               <w:rPr>
                 <w:noProof/>
               </w:rPr>
-              <w:instrText xml:space="preserve"> PAGEREF _Toc243304271 \h </w:instrText>
+              <w:instrText xml:space="preserve"> PAGEREF _Toc243305376 \h </w:instrText>
             </w:r>
             <w:r>
               <w:rPr>
@@ -678,7 +678,7 @@
               <w14:ligatures w14:val="standardContextual"/>
             </w:rPr>
           </w:pPr>
-          <w:hyperlink w:anchor="_Toc243304272" w:history="1">
+          <w:hyperlink w:anchor="_Toc243305377" w:history="1">
             <w:r>
               <w:rPr>
                 <w:rStyle w:val="Hipervnculo"/>
@@ -702,7 +702,7 @@
               <w:rPr>
                 <w:noProof/>
               </w:rPr>
-              <w:instrText xml:space="preserve"> PAGEREF _Toc243304272 \h </w:instrText>
+              <w:instrText xml:space="preserve"> PAGEREF _Toc243305377 \h </w:instrText>
             </w:r>
             <w:r>
               <w:rPr>
@@ -745,7 +745,7 @@
               <w14:ligatures w14:val="standardContextual"/>
             </w:rPr>
           </w:pPr>
-          <w:hyperlink w:anchor="_Toc243304273" w:history="1">
+          <w:hyperlink w:anchor="_Toc243305378" w:history="1">
             <w:r>
               <w:rPr>
                 <w:rStyle w:val="Hipervnculo"/>
@@ -769,7 +769,7 @@
               <w:rPr>
                 <w:noProof/>
               </w:rPr>
-              <w:instrText xml:space="preserve"> PAGEREF _Toc243304273 \h </w:instrText>
+              <w:instrText xml:space="preserve"> PAGEREF _Toc243305378 \h </w:instrText>
             </w:r>
             <w:r>
               <w:rPr>
@@ -812,7 +812,7 @@
               <w14:ligatures w14:val="standardContextual"/>
             </w:rPr>
           </w:pPr>
-          <w:hyperlink w:anchor="_Toc243304274" w:history="1">
+          <w:hyperlink w:anchor="_Toc243305379" w:history="1">
             <w:r>
               <w:rPr>
                 <w:rStyle w:val="Hipervnculo"/>
@@ -836,7 +836,7 @@
               <w:rPr>
                 <w:noProof/>
               </w:rPr>
-              <w:instrText xml:space="preserve"> PAGEREF _Toc243304274 \h </w:instrText>
+              <w:instrText xml:space="preserve"> PAGEREF _Toc243305379 \h </w:instrText>
             </w:r>
             <w:r>
               <w:rPr>
@@ -879,7 +879,7 @@
               <w14:ligatures w14:val="standardContextual"/>
             </w:rPr>
           </w:pPr>
-          <w:hyperlink w:anchor="_Toc243304275" w:history="1">
+          <w:hyperlink w:anchor="_Toc243305380" w:history="1">
             <w:r>
               <w:rPr>
                 <w:rStyle w:val="Hipervnculo"/>
@@ -903,7 +903,7 @@
               <w:rPr>
                 <w:noProof/>
               </w:rPr>
-              <w:instrText xml:space="preserve"> PAGEREF _Toc243304275 \h </w:instrText>
+              <w:instrText xml:space="preserve"> PAGEREF _Toc243305380 \h </w:instrText>
             </w:r>
             <w:r>
               <w:rPr>
@@ -947,7 +947,7 @@
         <w:pStyle w:val="Ttulo1"/>
         <w:keepNext/>
       </w:pPr>
-      <w:bookmarkStart w:id="0" w:name="_Toc243304269"/>
+      <w:bookmarkStart w:id="0" w:name="_Toc243305374"/>
       <w:r>
         <w:t>1. Documentos PDF</w:t>
       </w:r>
@@ -1860,7 +1860,7 @@
         <w:pStyle w:val="Ttulo1"/>
         <w:keepNext/>
       </w:pPr>
-      <w:bookmarkStart w:id="1" w:name="_Toc243304270"/>
+      <w:bookmarkStart w:id="1" w:name="_Toc243305375"/>
       <w:r>
         <w:t>2. Exportación</w:t>
       </w:r>
@@ -1903,7 +1903,7 @@
         <w:pStyle w:val="Ttulo1"/>
         <w:keepNext/>
       </w:pPr>
-      <w:bookmarkStart w:id="2" w:name="_Toc243304271"/>
+      <w:bookmarkStart w:id="2" w:name="_Toc243305376"/>
       <w:r>
         <w:t>3. Importación de datos desde Excel</w:t>
       </w:r>
@@ -1974,7 +1974,7 @@
         <w:pStyle w:val="Ttulo2"/>
         <w:keepNext/>
       </w:pPr>
-      <w:bookmarkStart w:id="3" w:name="_Toc243304272"/>
+      <w:bookmarkStart w:id="3" w:name="_Toc243305377"/>
       <w:r>
         <w:t>3.1 Flujo</w:t>
       </w:r>
@@ -2080,7 +2080,7 @@
         <w:pStyle w:val="Ttulo2"/>
         <w:keepNext/>
       </w:pPr>
-      <w:bookmarkStart w:id="4" w:name="_Toc243304273"/>
+      <w:bookmarkStart w:id="4" w:name="_Toc243305378"/>
       <w:r>
         <w:t>3.2 Reglas de interpretación</w:t>
       </w:r>
@@ -2358,7 +2358,7 @@
                 <w:sz w:val="18"/>
                 <w:szCs w:val="18"/>
               </w:rPr>
-              <w:t>Una sede vacía deja el registro sin sede (se completa luego en el sistema); el Dashboard avisa los equipos sin sede.</w:t>
+              <w:t>Una sede vacía: si el equipo queda con una persona que ya tiene sede, toma la suya; si no, queda sin sede (se completa luego en el sistema) y el Dashboard lo avisa.</w:t>
             </w:r>
           </w:p>
         </w:tc>
@@ -2705,7 +2705,7 @@
         <w:pStyle w:val="Ttulo2"/>
         <w:keepNext/>
       </w:pPr>
-      <w:bookmarkStart w:id="5" w:name="_Toc243304274"/>
+      <w:bookmarkStart w:id="5" w:name="_Toc243305379"/>
       <w:r>
         <w:t>3.3 Orden recomendado (Excel normalizado de celulares)</w:t>
       </w:r>
@@ -2763,7 +2763,7 @@
         <w:pStyle w:val="Ttulo2"/>
         <w:keepNext/>
       </w:pPr>
-      <w:bookmarkStart w:id="6" w:name="_Toc243304275"/>
+      <w:bookmarkStart w:id="6" w:name="_Toc243305380"/>
       <w:r>
         <w:t>3.4 Rutas</w:t>
       </w:r>
@@ -3671,10 +3671,10 @@
 <file path=word/numbering.xml><?xml version="1.0" encoding="utf-8"?>
 <w:numbering xmlns:wpc="http://schemas.microsoft.com/office/word/2010/wordprocessingCanvas" xmlns:cx="http://schemas.microsoft.com/office/drawing/2014/chartex" xmlns:cx1="http://schemas.microsoft.com/office/drawing/2015/9/8/chartex" xmlns:cx2="http://schemas.microsoft.com/office/drawing/2015/10/21/chartex" xmlns:cx3="http://schemas.microsoft.com/office/drawing/2016/5/9/chartex" xmlns:cx4="http://schemas.microsoft.com/office/drawing/2016/5/10/chartex" xmlns:cx5="http://schemas.microsoft.com/office/drawing/2016/5/11/chartex" xmlns:cx6="http://schemas.microsoft.com/office/drawing/2016/5/12/chartex" xmlns:cx7="http://schemas.microsoft.com/office/drawing/2016/5/13/chartex" xmlns:cx8="http://schemas.microsoft.com/office/drawing/2016/5/14/chartex" xmlns:mc="http://schemas.openxmlformats.org/markup-compatibility/2006" xmlns:aink="http://schemas.microsoft.com/office/drawing/2016/ink" xmlns:am3d="http://schemas.microsoft.com/office/drawing/2017/model3d" xmlns:o="urn:schemas-microsoft-com:office:office" xmlns:oel="http://schemas.microsoft.com/office/2019/extlst" xmlns:r="http://schemas.openxmlformats.org/officeDocument/2006/relationships" xmlns:m="http://schemas.openxmlformats.org/officeDocument/2006/math" xmlns:v="urn:schemas-microsoft-com:vml" xmlns:wp14="http://schemas.microsoft.com/office/word/2010/wordprocessingDrawing" xmlns:wp="http://schemas.openxmlformats.org/drawingml/2006/wordprocessingDrawing" xmlns:w10="urn:schemas-microsoft-com:office:word" xmlns:w="http://schemas.openxmlformats.org/wordprocessingml/2006/main" xmlns:w14="http://schemas.microsoft.com/office/word/2010/wordml" xmlns:w15="http://schemas.microsoft.com/office/word/2012/wordml" xmlns:w16cex="http://schemas.microsoft.com/office/word/2018/wordml/cex" xmlns:w16cid="http://schemas.microsoft.com/office/word/2016/wordml/cid" xmlns:w16="http://schemas.microsoft.com/office/word/2018/wordml" xmlns:w16du="http://schemas.microsoft.com/office/word/2023/wordml/word16du" xmlns:w16sdtdh="http://schemas.microsoft.com/office/word/2020/wordml/sdtdatahash" xmlns:w16sdtfl="http://schemas.microsoft.com/office/word/2024/wordml/sdtformatlock" xmlns:w16se="http://schemas.microsoft.com/office/word/2015/wordml/symex" xmlns:wpg="http://schemas.microsoft.com/office/word/2010/wordprocessingGroup" xmlns:wpi="http://schemas.microsoft.com/office/word/2010/wordprocessingInk" xmlns:wne="http://schemas.microsoft.com/office/word/2006/wordml" xmlns:wps="http://schemas.microsoft.com/office/word/2010/wordprocessingShape" mc:Ignorable="w14 w15 w16se w16cid w16 w16cex w16sdtdh w16sdtfl w16du wp14">
   <w:abstractNum w:abstractNumId="0" w15:restartNumberingAfterBreak="0">
-    <w:nsid w:val="42696B21"/>
+    <w:nsid w:val="28F16348"/>
     <w:multiLevelType w:val="hybridMultilevel"/>
-    <w:tmpl w:val="1CA8BA42"/>
-    <w:lvl w:ilvl="0" w:tplc="141CE7FC">
+    <w:tmpl w:val="139A64D6"/>
+    <w:lvl w:ilvl="0" w:tplc="D5CC7106">
       <w:start w:val="1"/>
       <w:numFmt w:val="bullet"/>
       <w:lvlText w:val="•"/>
@@ -3683,7 +3683,7 @@
         <w:ind w:left="400" w:hanging="260"/>
       </w:pPr>
     </w:lvl>
-    <w:lvl w:ilvl="1" w:tplc="5ADC26B6" w:tentative="1">
+    <w:lvl w:ilvl="1" w:tplc="97AE6034" w:tentative="1">
       <w:start w:val="1"/>
       <w:numFmt w:val="bullet"/>
       <w:lvlText w:val="–"/>
@@ -3692,7 +3692,7 @@
         <w:ind w:left="760" w:hanging="260"/>
       </w:pPr>
     </w:lvl>
-    <w:lvl w:ilvl="2" w:tplc="6608AB4A" w:tentative="1">
+    <w:lvl w:ilvl="2" w:tplc="18AAB4FA" w:tentative="1">
       <w:start w:val="1"/>
       <w:numFmt w:val="bullet"/>
       <w:lvlText w:val="·"/>
@@ -3701,42 +3701,42 @@
         <w:ind w:left="1120" w:hanging="260"/>
       </w:pPr>
     </w:lvl>
-    <w:lvl w:ilvl="3" w:tplc="BA1C3368">
+    <w:lvl w:ilvl="3" w:tplc="9236B9E2">
       <w:numFmt w:val="decimal"/>
       <w:lvlText w:val=""/>
       <w:lvlJc w:val="left"/>
     </w:lvl>
-    <w:lvl w:ilvl="4" w:tplc="660428A2">
+    <w:lvl w:ilvl="4" w:tplc="8EDC3A24">
       <w:numFmt w:val="decimal"/>
       <w:lvlText w:val=""/>
       <w:lvlJc w:val="left"/>
     </w:lvl>
-    <w:lvl w:ilvl="5" w:tplc="31F02366">
+    <w:lvl w:ilvl="5" w:tplc="E54AE990">
       <w:numFmt w:val="decimal"/>
       <w:lvlText w:val=""/>
       <w:lvlJc w:val="left"/>
     </w:lvl>
-    <w:lvl w:ilvl="6" w:tplc="72267E16">
+    <w:lvl w:ilvl="6" w:tplc="E9BA09CC">
       <w:numFmt w:val="decimal"/>
       <w:lvlText w:val=""/>
       <w:lvlJc w:val="left"/>
     </w:lvl>
-    <w:lvl w:ilvl="7" w:tplc="8774EAE4">
+    <w:lvl w:ilvl="7" w:tplc="3F1CA06E">
       <w:numFmt w:val="decimal"/>
       <w:lvlText w:val=""/>
       <w:lvlJc w:val="left"/>
     </w:lvl>
-    <w:lvl w:ilvl="8" w:tplc="B3C8B77A">
+    <w:lvl w:ilvl="8" w:tplc="0CC2D030">
       <w:numFmt w:val="decimal"/>
       <w:lvlText w:val=""/>
       <w:lvlJc w:val="left"/>
     </w:lvl>
   </w:abstractNum>
   <w:abstractNum w:abstractNumId="1" w15:restartNumberingAfterBreak="0">
-    <w:nsid w:val="65204858"/>
+    <w:nsid w:val="59F010F0"/>
     <w:multiLevelType w:val="hybridMultilevel"/>
-    <w:tmpl w:val="3748339C"/>
-    <w:lvl w:ilvl="0" w:tplc="682CF2E6" w:tentative="1">
+    <w:tmpl w:val="FF24D152"/>
+    <w:lvl w:ilvl="0" w:tplc="E41A3562" w:tentative="1">
       <w:start w:val="1"/>
       <w:numFmt w:val="bullet"/>
       <w:lvlText w:val="●"/>
@@ -3745,7 +3745,7 @@
         <w:ind w:left="720" w:hanging="360"/>
       </w:pPr>
     </w:lvl>
-    <w:lvl w:ilvl="1" w:tplc="273C6CFC" w:tentative="1">
+    <w:lvl w:ilvl="1" w:tplc="53241402" w:tentative="1">
       <w:start w:val="1"/>
       <w:numFmt w:val="bullet"/>
       <w:lvlText w:val="○"/>
@@ -3754,7 +3754,7 @@
         <w:ind w:left="1440" w:hanging="360"/>
       </w:pPr>
     </w:lvl>
-    <w:lvl w:ilvl="2" w:tplc="6BAE5C4E" w:tentative="1">
+    <w:lvl w:ilvl="2" w:tplc="DEA885EE" w:tentative="1">
       <w:start w:val="1"/>
       <w:numFmt w:val="bullet"/>
       <w:lvlText w:val="■"/>
@@ -3763,7 +3763,7 @@
         <w:ind w:left="2160" w:hanging="360"/>
       </w:pPr>
     </w:lvl>
-    <w:lvl w:ilvl="3" w:tplc="B8D2C496" w:tentative="1">
+    <w:lvl w:ilvl="3" w:tplc="92F8A388" w:tentative="1">
       <w:start w:val="1"/>
       <w:numFmt w:val="bullet"/>
       <w:lvlText w:val="●"/>
@@ -3772,7 +3772,7 @@
         <w:ind w:left="2880" w:hanging="360"/>
       </w:pPr>
     </w:lvl>
-    <w:lvl w:ilvl="4" w:tplc="64B6100C" w:tentative="1">
+    <w:lvl w:ilvl="4" w:tplc="23EC835A" w:tentative="1">
       <w:start w:val="1"/>
       <w:numFmt w:val="bullet"/>
       <w:lvlText w:val="○"/>
@@ -3781,7 +3781,7 @@
         <w:ind w:left="3600" w:hanging="360"/>
       </w:pPr>
     </w:lvl>
-    <w:lvl w:ilvl="5" w:tplc="1BB4519C" w:tentative="1">
+    <w:lvl w:ilvl="5" w:tplc="AC584F12" w:tentative="1">
       <w:start w:val="1"/>
       <w:numFmt w:val="bullet"/>
       <w:lvlText w:val="■"/>
@@ -3790,7 +3790,7 @@
         <w:ind w:left="4320" w:hanging="360"/>
       </w:pPr>
     </w:lvl>
-    <w:lvl w:ilvl="6" w:tplc="368E5D60" w:tentative="1">
+    <w:lvl w:ilvl="6" w:tplc="BE9C0574" w:tentative="1">
       <w:start w:val="1"/>
       <w:numFmt w:val="bullet"/>
       <w:lvlText w:val="●"/>
@@ -3799,7 +3799,7 @@
         <w:ind w:left="5040" w:hanging="360"/>
       </w:pPr>
     </w:lvl>
-    <w:lvl w:ilvl="7" w:tplc="B1CC93AE" w:tentative="1">
+    <w:lvl w:ilvl="7" w:tplc="8BFEF300" w:tentative="1">
       <w:start w:val="1"/>
       <w:numFmt w:val="bullet"/>
       <w:lvlText w:val="●"/>
@@ -3808,7 +3808,7 @@
         <w:ind w:left="5760" w:hanging="360"/>
       </w:pPr>
     </w:lvl>
-    <w:lvl w:ilvl="8" w:tplc="F54039BE" w:tentative="1">
+    <w:lvl w:ilvl="8" w:tplc="0BBC9F42" w:tentative="1">
       <w:start w:val="1"/>
       <w:numFmt w:val="bullet"/>
       <w:lvlText w:val="●"/>
@@ -3819,10 +3819,10 @@
     </w:lvl>
   </w:abstractNum>
   <w:abstractNum w:abstractNumId="2" w15:restartNumberingAfterBreak="0">
-    <w:nsid w:val="73BF3CD6"/>
+    <w:nsid w:val="5C100969"/>
     <w:multiLevelType w:val="hybridMultilevel"/>
-    <w:tmpl w:val="51326C42"/>
-    <w:lvl w:ilvl="0" w:tplc="8B688148">
+    <w:tmpl w:val="55507966"/>
+    <w:lvl w:ilvl="0" w:tplc="A9EA2568">
       <w:start w:val="1"/>
       <w:numFmt w:val="decimal"/>
       <w:lvlText w:val="%1."/>
@@ -3831,66 +3831,66 @@
         <w:ind w:left="420" w:hanging="300"/>
       </w:pPr>
     </w:lvl>
-    <w:lvl w:ilvl="1" w:tplc="2998155A">
+    <w:lvl w:ilvl="1" w:tplc="8E3AE516">
       <w:numFmt w:val="decimal"/>
       <w:lvlText w:val=""/>
       <w:lvlJc w:val="left"/>
     </w:lvl>
-    <w:lvl w:ilvl="2" w:tplc="8E74653C">
+    <w:lvl w:ilvl="2" w:tplc="366E6896">
       <w:numFmt w:val="decimal"/>
       <w:lvlText w:val=""/>
       <w:lvlJc w:val="left"/>
     </w:lvl>
-    <w:lvl w:ilvl="3" w:tplc="4CB04E94">
+    <w:lvl w:ilvl="3" w:tplc="A6F0E84C">
       <w:numFmt w:val="decimal"/>
       <w:lvlText w:val=""/>
       <w:lvlJc w:val="left"/>
     </w:lvl>
-    <w:lvl w:ilvl="4" w:tplc="E9A88304">
+    <w:lvl w:ilvl="4" w:tplc="292A9B80">
       <w:numFmt w:val="decimal"/>
       <w:lvlText w:val=""/>
       <w:lvlJc w:val="left"/>
     </w:lvl>
-    <w:lvl w:ilvl="5" w:tplc="C178AF88">
+    <w:lvl w:ilvl="5" w:tplc="2D905536">
       <w:numFmt w:val="decimal"/>
       <w:lvlText w:val=""/>
       <w:lvlJc w:val="left"/>
     </w:lvl>
-    <w:lvl w:ilvl="6" w:tplc="794A7BCC">
+    <w:lvl w:ilvl="6" w:tplc="5D1C7092">
       <w:numFmt w:val="decimal"/>
       <w:lvlText w:val=""/>
       <w:lvlJc w:val="left"/>
     </w:lvl>
-    <w:lvl w:ilvl="7" w:tplc="CD8C2ADE">
+    <w:lvl w:ilvl="7" w:tplc="F574EA52">
       <w:numFmt w:val="decimal"/>
       <w:lvlText w:val=""/>
       <w:lvlJc w:val="left"/>
     </w:lvl>
-    <w:lvl w:ilvl="8" w:tplc="CF103A8E">
+    <w:lvl w:ilvl="8" w:tplc="DEFE56F4">
       <w:numFmt w:val="decimal"/>
       <w:lvlText w:val=""/>
       <w:lvlJc w:val="left"/>
     </w:lvl>
   </w:abstractNum>
-  <w:num w:numId="1" w16cid:durableId="686299292">
+  <w:num w:numId="1" w16cid:durableId="1399788831">
     <w:abstractNumId w:val="1"/>
     <w:lvlOverride w:ilvl="0">
       <w:startOverride w:val="1"/>
     </w:lvlOverride>
   </w:num>
-  <w:num w:numId="2" w16cid:durableId="490022316">
+  <w:num w:numId="2" w16cid:durableId="620646542">
     <w:abstractNumId w:val="0"/>
     <w:lvlOverride w:ilvl="0">
       <w:startOverride w:val="1"/>
     </w:lvlOverride>
   </w:num>
-  <w:num w:numId="3" w16cid:durableId="51118311">
+  <w:num w:numId="3" w16cid:durableId="1342271803">
     <w:abstractNumId w:val="2"/>
     <w:lvlOverride w:ilvl="0">
       <w:startOverride w:val="1"/>
     </w:lvlOverride>
   </w:num>
-  <w:num w:numId="4" w16cid:durableId="1335258141">
+  <w:num w:numId="4" w16cid:durableId="1585412389">
     <w:abstractNumId w:val="2"/>
     <w:lvlOverride w:ilvl="0">
       <w:startOverride w:val="1"/>
@@ -4532,7 +4532,7 @@
     <w:autoRedefine/>
     <w:uiPriority w:val="39"/>
     <w:unhideWhenUsed/>
-    <w:rsid w:val="00CD1B64"/>
+    <w:rsid w:val="006A4BDC"/>
     <w:pPr>
       <w:spacing w:after="100"/>
     </w:pPr>
@@ -4544,7 +4544,7 @@
     <w:autoRedefine/>
     <w:uiPriority w:val="39"/>
     <w:unhideWhenUsed/>
-    <w:rsid w:val="00CD1B64"/>
+    <w:rsid w:val="006A4BDC"/>
     <w:pPr>
       <w:spacing w:after="100"/>
       <w:ind w:left="210"/>

--- a/documentacion/Documentos generados e importacion.docx
+++ b/documentacion/Documentos generados e importacion.docx
@@ -448,7 +448,7 @@
     <w:sdt>
       <w:sdtPr>
         <w:alias w:val="Contenido"/>
-        <w:id w:val="-1664077219"/>
+        <w:id w:val="2145310066"/>
       </w:sdtPr>
       <w:sdtEndPr/>
       <w:sdtContent>
@@ -477,7 +477,7 @@
           <w:r>
             <w:fldChar w:fldCharType="separate"/>
           </w:r>
-          <w:hyperlink w:anchor="_Toc243305374" w:history="1">
+          <w:hyperlink w:anchor="_Toc243311820" w:history="1">
             <w:r>
               <w:rPr>
                 <w:rStyle w:val="Hipervnculo"/>
@@ -501,7 +501,7 @@
               <w:rPr>
                 <w:noProof/>
               </w:rPr>
-              <w:instrText xml:space="preserve"> PAGEREF _Toc243305374 \h </w:instrText>
+              <w:instrText xml:space="preserve"> PAGEREF _Toc243311820 \h </w:instrText>
             </w:r>
             <w:r>
               <w:rPr>
@@ -544,7 +544,7 @@
               <w14:ligatures w14:val="standardContextual"/>
             </w:rPr>
           </w:pPr>
-          <w:hyperlink w:anchor="_Toc243305375" w:history="1">
+          <w:hyperlink w:anchor="_Toc243311821" w:history="1">
             <w:r>
               <w:rPr>
                 <w:rStyle w:val="Hipervnculo"/>
@@ -568,7 +568,7 @@
               <w:rPr>
                 <w:noProof/>
               </w:rPr>
-              <w:instrText xml:space="preserve"> PAGEREF _Toc243305375 \h </w:instrText>
+              <w:instrText xml:space="preserve"> PAGEREF _Toc243311821 \h </w:instrText>
             </w:r>
             <w:r>
               <w:rPr>
@@ -611,7 +611,7 @@
               <w14:ligatures w14:val="standardContextual"/>
             </w:rPr>
           </w:pPr>
-          <w:hyperlink w:anchor="_Toc243305376" w:history="1">
+          <w:hyperlink w:anchor="_Toc243311822" w:history="1">
             <w:r>
               <w:rPr>
                 <w:rStyle w:val="Hipervnculo"/>
@@ -635,7 +635,7 @@
               <w:rPr>
                 <w:noProof/>
               </w:rPr>
-              <w:instrText xml:space="preserve"> PAGEREF _Toc243305376 \h </w:instrText>
+              <w:instrText xml:space="preserve"> PAGEREF _Toc243311822 \h </w:instrText>
             </w:r>
             <w:r>
               <w:rPr>
@@ -678,7 +678,7 @@
               <w14:ligatures w14:val="standardContextual"/>
             </w:rPr>
           </w:pPr>
-          <w:hyperlink w:anchor="_Toc243305377" w:history="1">
+          <w:hyperlink w:anchor="_Toc243311823" w:history="1">
             <w:r>
               <w:rPr>
                 <w:rStyle w:val="Hipervnculo"/>
@@ -702,7 +702,7 @@
               <w:rPr>
                 <w:noProof/>
               </w:rPr>
-              <w:instrText xml:space="preserve"> PAGEREF _Toc243305377 \h </w:instrText>
+              <w:instrText xml:space="preserve"> PAGEREF _Toc243311823 \h </w:instrText>
             </w:r>
             <w:r>
               <w:rPr>
@@ -745,7 +745,7 @@
               <w14:ligatures w14:val="standardContextual"/>
             </w:rPr>
           </w:pPr>
-          <w:hyperlink w:anchor="_Toc243305378" w:history="1">
+          <w:hyperlink w:anchor="_Toc243311824" w:history="1">
             <w:r>
               <w:rPr>
                 <w:rStyle w:val="Hipervnculo"/>
@@ -769,7 +769,7 @@
               <w:rPr>
                 <w:noProof/>
               </w:rPr>
-              <w:instrText xml:space="preserve"> PAGEREF _Toc243305378 \h </w:instrText>
+              <w:instrText xml:space="preserve"> PAGEREF _Toc243311824 \h </w:instrText>
             </w:r>
             <w:r>
               <w:rPr>
@@ -812,7 +812,7 @@
               <w14:ligatures w14:val="standardContextual"/>
             </w:rPr>
           </w:pPr>
-          <w:hyperlink w:anchor="_Toc243305379" w:history="1">
+          <w:hyperlink w:anchor="_Toc243311825" w:history="1">
             <w:r>
               <w:rPr>
                 <w:rStyle w:val="Hipervnculo"/>
@@ -836,7 +836,7 @@
               <w:rPr>
                 <w:noProof/>
               </w:rPr>
-              <w:instrText xml:space="preserve"> PAGEREF _Toc243305379 \h </w:instrText>
+              <w:instrText xml:space="preserve"> PAGEREF _Toc243311825 \h </w:instrText>
             </w:r>
             <w:r>
               <w:rPr>
@@ -879,7 +879,7 @@
               <w14:ligatures w14:val="standardContextual"/>
             </w:rPr>
           </w:pPr>
-          <w:hyperlink w:anchor="_Toc243305380" w:history="1">
+          <w:hyperlink w:anchor="_Toc243311826" w:history="1">
             <w:r>
               <w:rPr>
                 <w:rStyle w:val="Hipervnculo"/>
@@ -903,7 +903,7 @@
               <w:rPr>
                 <w:noProof/>
               </w:rPr>
-              <w:instrText xml:space="preserve"> PAGEREF _Toc243305380 \h </w:instrText>
+              <w:instrText xml:space="preserve"> PAGEREF _Toc243311826 \h </w:instrText>
             </w:r>
             <w:r>
               <w:rPr>
@@ -947,7 +947,7 @@
         <w:pStyle w:val="Ttulo1"/>
         <w:keepNext/>
       </w:pPr>
-      <w:bookmarkStart w:id="0" w:name="_Toc243305374"/>
+      <w:bookmarkStart w:id="0" w:name="_Toc243311820"/>
       <w:r>
         <w:t>1. Documentos PDF</w:t>
       </w:r>
@@ -1860,7 +1860,7 @@
         <w:pStyle w:val="Ttulo1"/>
         <w:keepNext/>
       </w:pPr>
-      <w:bookmarkStart w:id="1" w:name="_Toc243305375"/>
+      <w:bookmarkStart w:id="1" w:name="_Toc243311821"/>
       <w:r>
         <w:t>2. Exportación</w:t>
       </w:r>
@@ -1903,7 +1903,7 @@
         <w:pStyle w:val="Ttulo1"/>
         <w:keepNext/>
       </w:pPr>
-      <w:bookmarkStart w:id="2" w:name="_Toc243305376"/>
+      <w:bookmarkStart w:id="2" w:name="_Toc243311822"/>
       <w:r>
         <w:t>3. Importación de datos desde Excel</w:t>
       </w:r>
@@ -1974,7 +1974,7 @@
         <w:pStyle w:val="Ttulo2"/>
         <w:keepNext/>
       </w:pPr>
-      <w:bookmarkStart w:id="3" w:name="_Toc243305377"/>
+      <w:bookmarkStart w:id="3" w:name="_Toc243311823"/>
       <w:r>
         <w:t>3.1 Flujo</w:t>
       </w:r>
@@ -2080,7 +2080,7 @@
         <w:pStyle w:val="Ttulo2"/>
         <w:keepNext/>
       </w:pPr>
-      <w:bookmarkStart w:id="4" w:name="_Toc243305378"/>
+      <w:bookmarkStart w:id="4" w:name="_Toc243311824"/>
       <w:r>
         <w:t>3.2 Reglas de interpretación</w:t>
       </w:r>
@@ -2705,7 +2705,7 @@
         <w:pStyle w:val="Ttulo2"/>
         <w:keepNext/>
       </w:pPr>
-      <w:bookmarkStart w:id="5" w:name="_Toc243305379"/>
+      <w:bookmarkStart w:id="5" w:name="_Toc243311825"/>
       <w:r>
         <w:t>3.3 Orden recomendado (Excel normalizado de celulares)</w:t>
       </w:r>
@@ -2763,7 +2763,7 @@
         <w:pStyle w:val="Ttulo2"/>
         <w:keepNext/>
       </w:pPr>
-      <w:bookmarkStart w:id="6" w:name="_Toc243305380"/>
+      <w:bookmarkStart w:id="6" w:name="_Toc243311826"/>
       <w:r>
         <w:t>3.4 Rutas</w:t>
       </w:r>
@@ -3671,10 +3671,64 @@
 <file path=word/numbering.xml><?xml version="1.0" encoding="utf-8"?>
 <w:numbering xmlns:wpc="http://schemas.microsoft.com/office/word/2010/wordprocessingCanvas" xmlns:cx="http://schemas.microsoft.com/office/drawing/2014/chartex" xmlns:cx1="http://schemas.microsoft.com/office/drawing/2015/9/8/chartex" xmlns:cx2="http://schemas.microsoft.com/office/drawing/2015/10/21/chartex" xmlns:cx3="http://schemas.microsoft.com/office/drawing/2016/5/9/chartex" xmlns:cx4="http://schemas.microsoft.com/office/drawing/2016/5/10/chartex" xmlns:cx5="http://schemas.microsoft.com/office/drawing/2016/5/11/chartex" xmlns:cx6="http://schemas.microsoft.com/office/drawing/2016/5/12/chartex" xmlns:cx7="http://schemas.microsoft.com/office/drawing/2016/5/13/chartex" xmlns:cx8="http://schemas.microsoft.com/office/drawing/2016/5/14/chartex" xmlns:mc="http://schemas.openxmlformats.org/markup-compatibility/2006" xmlns:aink="http://schemas.microsoft.com/office/drawing/2016/ink" xmlns:am3d="http://schemas.microsoft.com/office/drawing/2017/model3d" xmlns:o="urn:schemas-microsoft-com:office:office" xmlns:oel="http://schemas.microsoft.com/office/2019/extlst" xmlns:r="http://schemas.openxmlformats.org/officeDocument/2006/relationships" xmlns:m="http://schemas.openxmlformats.org/officeDocument/2006/math" xmlns:v="urn:schemas-microsoft-com:vml" xmlns:wp14="http://schemas.microsoft.com/office/word/2010/wordprocessingDrawing" xmlns:wp="http://schemas.openxmlformats.org/drawingml/2006/wordprocessingDrawing" xmlns:w10="urn:schemas-microsoft-com:office:word" xmlns:w="http://schemas.openxmlformats.org/wordprocessingml/2006/main" xmlns:w14="http://schemas.microsoft.com/office/word/2010/wordml" xmlns:w15="http://schemas.microsoft.com/office/word/2012/wordml" xmlns:w16cex="http://schemas.microsoft.com/office/word/2018/wordml/cex" xmlns:w16cid="http://schemas.microsoft.com/office/word/2016/wordml/cid" xmlns:w16="http://schemas.microsoft.com/office/word/2018/wordml" xmlns:w16du="http://schemas.microsoft.com/office/word/2023/wordml/word16du" xmlns:w16sdtdh="http://schemas.microsoft.com/office/word/2020/wordml/sdtdatahash" xmlns:w16sdtfl="http://schemas.microsoft.com/office/word/2024/wordml/sdtformatlock" xmlns:w16se="http://schemas.microsoft.com/office/word/2015/wordml/symex" xmlns:wpg="http://schemas.microsoft.com/office/word/2010/wordprocessingGroup" xmlns:wpi="http://schemas.microsoft.com/office/word/2010/wordprocessingInk" xmlns:wne="http://schemas.microsoft.com/office/word/2006/wordml" xmlns:wps="http://schemas.microsoft.com/office/word/2010/wordprocessingShape" mc:Ignorable="w14 w15 w16se w16cid w16 w16cex w16sdtdh w16sdtfl w16du wp14">
   <w:abstractNum w:abstractNumId="0" w15:restartNumberingAfterBreak="0">
-    <w:nsid w:val="28F16348"/>
+    <w:nsid w:val="1C9E0996"/>
     <w:multiLevelType w:val="hybridMultilevel"/>
-    <w:tmpl w:val="139A64D6"/>
-    <w:lvl w:ilvl="0" w:tplc="D5CC7106">
+    <w:tmpl w:val="C31800E2"/>
+    <w:lvl w:ilvl="0" w:tplc="4C2E0F34">
+      <w:start w:val="1"/>
+      <w:numFmt w:val="decimal"/>
+      <w:lvlText w:val="%1."/>
+      <w:lvlJc w:val="left"/>
+      <w:pPr>
+        <w:ind w:left="420" w:hanging="300"/>
+      </w:pPr>
+    </w:lvl>
+    <w:lvl w:ilvl="1" w:tplc="99D02838">
+      <w:numFmt w:val="decimal"/>
+      <w:lvlText w:val=""/>
+      <w:lvlJc w:val="left"/>
+    </w:lvl>
+    <w:lvl w:ilvl="2" w:tplc="53B6F5FC">
+      <w:numFmt w:val="decimal"/>
+      <w:lvlText w:val=""/>
+      <w:lvlJc w:val="left"/>
+    </w:lvl>
+    <w:lvl w:ilvl="3" w:tplc="4752A676">
+      <w:numFmt w:val="decimal"/>
+      <w:lvlText w:val=""/>
+      <w:lvlJc w:val="left"/>
+    </w:lvl>
+    <w:lvl w:ilvl="4" w:tplc="6D4EC532">
+      <w:numFmt w:val="decimal"/>
+      <w:lvlText w:val=""/>
+      <w:lvlJc w:val="left"/>
+    </w:lvl>
+    <w:lvl w:ilvl="5" w:tplc="C4BA9CC6">
+      <w:numFmt w:val="decimal"/>
+      <w:lvlText w:val=""/>
+      <w:lvlJc w:val="left"/>
+    </w:lvl>
+    <w:lvl w:ilvl="6" w:tplc="017AE35E">
+      <w:numFmt w:val="decimal"/>
+      <w:lvlText w:val=""/>
+      <w:lvlJc w:val="left"/>
+    </w:lvl>
+    <w:lvl w:ilvl="7" w:tplc="3856B5BE">
+      <w:numFmt w:val="decimal"/>
+      <w:lvlText w:val=""/>
+      <w:lvlJc w:val="left"/>
+    </w:lvl>
+    <w:lvl w:ilvl="8" w:tplc="E36090F2">
+      <w:numFmt w:val="decimal"/>
+      <w:lvlText w:val=""/>
+      <w:lvlJc w:val="left"/>
+    </w:lvl>
+  </w:abstractNum>
+  <w:abstractNum w:abstractNumId="1" w15:restartNumberingAfterBreak="0">
+    <w:nsid w:val="34B12A3E"/>
+    <w:multiLevelType w:val="hybridMultilevel"/>
+    <w:tmpl w:val="69C07E08"/>
+    <w:lvl w:ilvl="0" w:tplc="5F28F792">
       <w:start w:val="1"/>
       <w:numFmt w:val="bullet"/>
       <w:lvlText w:val="•"/>
@@ -3683,7 +3737,7 @@
         <w:ind w:left="400" w:hanging="260"/>
       </w:pPr>
     </w:lvl>
-    <w:lvl w:ilvl="1" w:tplc="97AE6034" w:tentative="1">
+    <w:lvl w:ilvl="1" w:tplc="57A60304" w:tentative="1">
       <w:start w:val="1"/>
       <w:numFmt w:val="bullet"/>
       <w:lvlText w:val="–"/>
@@ -3692,7 +3746,7 @@
         <w:ind w:left="760" w:hanging="260"/>
       </w:pPr>
     </w:lvl>
-    <w:lvl w:ilvl="2" w:tplc="18AAB4FA" w:tentative="1">
+    <w:lvl w:ilvl="2" w:tplc="29308F08" w:tentative="1">
       <w:start w:val="1"/>
       <w:numFmt w:val="bullet"/>
       <w:lvlText w:val="·"/>
@@ -3701,42 +3755,42 @@
         <w:ind w:left="1120" w:hanging="260"/>
       </w:pPr>
     </w:lvl>
-    <w:lvl w:ilvl="3" w:tplc="9236B9E2">
+    <w:lvl w:ilvl="3" w:tplc="BA36205A">
       <w:numFmt w:val="decimal"/>
       <w:lvlText w:val=""/>
       <w:lvlJc w:val="left"/>
     </w:lvl>
-    <w:lvl w:ilvl="4" w:tplc="8EDC3A24">
+    <w:lvl w:ilvl="4" w:tplc="69681C9C">
       <w:numFmt w:val="decimal"/>
       <w:lvlText w:val=""/>
       <w:lvlJc w:val="left"/>
     </w:lvl>
-    <w:lvl w:ilvl="5" w:tplc="E54AE990">
+    <w:lvl w:ilvl="5" w:tplc="DD86DFBE">
       <w:numFmt w:val="decimal"/>
       <w:lvlText w:val=""/>
       <w:lvlJc w:val="left"/>
     </w:lvl>
-    <w:lvl w:ilvl="6" w:tplc="E9BA09CC">
+    <w:lvl w:ilvl="6" w:tplc="2C901D3A">
       <w:numFmt w:val="decimal"/>
       <w:lvlText w:val=""/>
       <w:lvlJc w:val="left"/>
     </w:lvl>
-    <w:lvl w:ilvl="7" w:tplc="3F1CA06E">
+    <w:lvl w:ilvl="7" w:tplc="B2447998">
       <w:numFmt w:val="decimal"/>
       <w:lvlText w:val=""/>
       <w:lvlJc w:val="left"/>
     </w:lvl>
-    <w:lvl w:ilvl="8" w:tplc="0CC2D030">
+    <w:lvl w:ilvl="8" w:tplc="6256DEE6">
       <w:numFmt w:val="decimal"/>
       <w:lvlText w:val=""/>
       <w:lvlJc w:val="left"/>
     </w:lvl>
   </w:abstractNum>
-  <w:abstractNum w:abstractNumId="1" w15:restartNumberingAfterBreak="0">
-    <w:nsid w:val="59F010F0"/>
+  <w:abstractNum w:abstractNumId="2" w15:restartNumberingAfterBreak="0">
+    <w:nsid w:val="453B2C05"/>
     <w:multiLevelType w:val="hybridMultilevel"/>
-    <w:tmpl w:val="FF24D152"/>
-    <w:lvl w:ilvl="0" w:tplc="E41A3562" w:tentative="1">
+    <w:tmpl w:val="EEC214A0"/>
+    <w:lvl w:ilvl="0" w:tplc="BE7E7A4C" w:tentative="1">
       <w:start w:val="1"/>
       <w:numFmt w:val="bullet"/>
       <w:lvlText w:val="●"/>
@@ -3745,7 +3799,7 @@
         <w:ind w:left="720" w:hanging="360"/>
       </w:pPr>
     </w:lvl>
-    <w:lvl w:ilvl="1" w:tplc="53241402" w:tentative="1">
+    <w:lvl w:ilvl="1" w:tplc="231EB62A" w:tentative="1">
       <w:start w:val="1"/>
       <w:numFmt w:val="bullet"/>
       <w:lvlText w:val="○"/>
@@ -3754,7 +3808,7 @@
         <w:ind w:left="1440" w:hanging="360"/>
       </w:pPr>
     </w:lvl>
-    <w:lvl w:ilvl="2" w:tplc="DEA885EE" w:tentative="1">
+    <w:lvl w:ilvl="2" w:tplc="0D802816" w:tentative="1">
       <w:start w:val="1"/>
       <w:numFmt w:val="bullet"/>
       <w:lvlText w:val="■"/>
@@ -3763,7 +3817,7 @@
         <w:ind w:left="2160" w:hanging="360"/>
       </w:pPr>
     </w:lvl>
-    <w:lvl w:ilvl="3" w:tplc="92F8A388" w:tentative="1">
+    <w:lvl w:ilvl="3" w:tplc="20BAD7A6" w:tentative="1">
       <w:start w:val="1"/>
       <w:numFmt w:val="bullet"/>
       <w:lvlText w:val="●"/>
@@ -3772,7 +3826,7 @@
         <w:ind w:left="2880" w:hanging="360"/>
       </w:pPr>
     </w:lvl>
-    <w:lvl w:ilvl="4" w:tplc="23EC835A" w:tentative="1">
+    <w:lvl w:ilvl="4" w:tplc="9C0AC082" w:tentative="1">
       <w:start w:val="1"/>
       <w:numFmt w:val="bullet"/>
       <w:lvlText w:val="○"/>
@@ -3781,7 +3835,7 @@
         <w:ind w:left="3600" w:hanging="360"/>
       </w:pPr>
     </w:lvl>
-    <w:lvl w:ilvl="5" w:tplc="AC584F12" w:tentative="1">
+    <w:lvl w:ilvl="5" w:tplc="B4269D42" w:tentative="1">
       <w:start w:val="1"/>
       <w:numFmt w:val="bullet"/>
       <w:lvlText w:val="■"/>
@@ -3790,7 +3844,7 @@
         <w:ind w:left="4320" w:hanging="360"/>
       </w:pPr>
     </w:lvl>
-    <w:lvl w:ilvl="6" w:tplc="BE9C0574" w:tentative="1">
+    <w:lvl w:ilvl="6" w:tplc="6D7A5C76" w:tentative="1">
       <w:start w:val="1"/>
       <w:numFmt w:val="bullet"/>
       <w:lvlText w:val="●"/>
@@ -3799,7 +3853,7 @@
         <w:ind w:left="5040" w:hanging="360"/>
       </w:pPr>
     </w:lvl>
-    <w:lvl w:ilvl="7" w:tplc="8BFEF300" w:tentative="1">
+    <w:lvl w:ilvl="7" w:tplc="8CE82E22" w:tentative="1">
       <w:start w:val="1"/>
       <w:numFmt w:val="bullet"/>
       <w:lvlText w:val="●"/>
@@ -3808,7 +3862,7 @@
         <w:ind w:left="5760" w:hanging="360"/>
       </w:pPr>
     </w:lvl>
-    <w:lvl w:ilvl="8" w:tplc="0BBC9F42" w:tentative="1">
+    <w:lvl w:ilvl="8" w:tplc="4BA0B2EA" w:tentative="1">
       <w:start w:val="1"/>
       <w:numFmt w:val="bullet"/>
       <w:lvlText w:val="●"/>
@@ -3818,80 +3872,26 @@
       </w:pPr>
     </w:lvl>
   </w:abstractNum>
-  <w:abstractNum w:abstractNumId="2" w15:restartNumberingAfterBreak="0">
-    <w:nsid w:val="5C100969"/>
-    <w:multiLevelType w:val="hybridMultilevel"/>
-    <w:tmpl w:val="55507966"/>
-    <w:lvl w:ilvl="0" w:tplc="A9EA2568">
-      <w:start w:val="1"/>
-      <w:numFmt w:val="decimal"/>
-      <w:lvlText w:val="%1."/>
-      <w:lvlJc w:val="left"/>
-      <w:pPr>
-        <w:ind w:left="420" w:hanging="300"/>
-      </w:pPr>
-    </w:lvl>
-    <w:lvl w:ilvl="1" w:tplc="8E3AE516">
-      <w:numFmt w:val="decimal"/>
-      <w:lvlText w:val=""/>
-      <w:lvlJc w:val="left"/>
-    </w:lvl>
-    <w:lvl w:ilvl="2" w:tplc="366E6896">
-      <w:numFmt w:val="decimal"/>
-      <w:lvlText w:val=""/>
-      <w:lvlJc w:val="left"/>
-    </w:lvl>
-    <w:lvl w:ilvl="3" w:tplc="A6F0E84C">
-      <w:numFmt w:val="decimal"/>
-      <w:lvlText w:val=""/>
-      <w:lvlJc w:val="left"/>
-    </w:lvl>
-    <w:lvl w:ilvl="4" w:tplc="292A9B80">
-      <w:numFmt w:val="decimal"/>
-      <w:lvlText w:val=""/>
-      <w:lvlJc w:val="left"/>
-    </w:lvl>
-    <w:lvl w:ilvl="5" w:tplc="2D905536">
-      <w:numFmt w:val="decimal"/>
-      <w:lvlText w:val=""/>
-      <w:lvlJc w:val="left"/>
-    </w:lvl>
-    <w:lvl w:ilvl="6" w:tplc="5D1C7092">
-      <w:numFmt w:val="decimal"/>
-      <w:lvlText w:val=""/>
-      <w:lvlJc w:val="left"/>
-    </w:lvl>
-    <w:lvl w:ilvl="7" w:tplc="F574EA52">
-      <w:numFmt w:val="decimal"/>
-      <w:lvlText w:val=""/>
-      <w:lvlJc w:val="left"/>
-    </w:lvl>
-    <w:lvl w:ilvl="8" w:tplc="DEFE56F4">
-      <w:numFmt w:val="decimal"/>
-      <w:lvlText w:val=""/>
-      <w:lvlJc w:val="left"/>
-    </w:lvl>
-  </w:abstractNum>
-  <w:num w:numId="1" w16cid:durableId="1399788831">
+  <w:num w:numId="1" w16cid:durableId="2043362935">
+    <w:abstractNumId w:val="2"/>
+    <w:lvlOverride w:ilvl="0">
+      <w:startOverride w:val="1"/>
+    </w:lvlOverride>
+  </w:num>
+  <w:num w:numId="2" w16cid:durableId="1128359194">
     <w:abstractNumId w:val="1"/>
     <w:lvlOverride w:ilvl="0">
       <w:startOverride w:val="1"/>
     </w:lvlOverride>
   </w:num>
-  <w:num w:numId="2" w16cid:durableId="620646542">
+  <w:num w:numId="3" w16cid:durableId="371615105">
     <w:abstractNumId w:val="0"/>
     <w:lvlOverride w:ilvl="0">
       <w:startOverride w:val="1"/>
     </w:lvlOverride>
   </w:num>
-  <w:num w:numId="3" w16cid:durableId="1342271803">
-    <w:abstractNumId w:val="2"/>
-    <w:lvlOverride w:ilvl="0">
-      <w:startOverride w:val="1"/>
-    </w:lvlOverride>
-  </w:num>
-  <w:num w:numId="4" w16cid:durableId="1585412389">
-    <w:abstractNumId w:val="2"/>
+  <w:num w:numId="4" w16cid:durableId="366101938">
+    <w:abstractNumId w:val="0"/>
     <w:lvlOverride w:ilvl="0">
       <w:startOverride w:val="1"/>
     </w:lvlOverride>
@@ -4532,7 +4532,7 @@
     <w:autoRedefine/>
     <w:uiPriority w:val="39"/>
     <w:unhideWhenUsed/>
-    <w:rsid w:val="006A4BDC"/>
+    <w:rsid w:val="007B070C"/>
     <w:pPr>
       <w:spacing w:after="100"/>
     </w:pPr>
@@ -4544,7 +4544,7 @@
     <w:autoRedefine/>
     <w:uiPriority w:val="39"/>
     <w:unhideWhenUsed/>
-    <w:rsid w:val="006A4BDC"/>
+    <w:rsid w:val="007B070C"/>
     <w:pPr>
       <w:spacing w:after="100"/>
       <w:ind w:left="210"/>
